--- a/library/php/DataMining/NLP Normalisierung Tabelle/6.x Minimalinvasive Kalibrierung der FRZK-Vektordaten und Re-Validierung von Reihe 1.docx
+++ b/library/php/DataMining/NLP Normalisierung Tabelle/6.x Minimalinvasive Kalibrierung der FRZK-Vektordaten und Re-Validierung von Reihe 1.docx
@@ -326,8 +326,664 @@
       </w:r>
     </w:p>
     <w:p>
-      <w:r>
+      <w:pPr>
+        <w:rPr>
+          <w:b/>
+          <w:bCs/>
+        </w:rPr>
+      </w:pPr>
+      <w:r>
+        <w:rPr>
+          <w:b/>
+          <w:bCs/>
+        </w:rPr>
         <w:lastRenderedPageBreak/>
+        <w:t>5.4.1 Globale Kalibrierung der Funktionsklassen (Schritt 1)</w:t>
+      </w:r>
+    </w:p>
+    <w:p>
+      <w:r>
+        <w:t>Die initiale Kalibrierstrategie basierte auf der selektiven Anpassung einzelner Funktionsklassen. Die empirische Analyse der Differenzen zwischen der durch das System erzeugten Vektorstruktur (Reihe 1) und dem Referenzfeld der Reihen 8–16 zeigte jedoch, dass diese Vorgehensweise nicht hinreichend ist. Die Abweichungen treten nicht isoliert in einzelnen Dimensionen auf, sondern manifestieren sich als systematische Verschiebung im gesamten semantischen Raum.</w:t>
+      </w:r>
+    </w:p>
+    <w:p>
+      <w:r>
+        <w:t xml:space="preserve">Zur quantitativen Bestimmung dieser Verschiebung wurde für jeden Satz iii und jede Dimension </w:t>
+      </w:r>
+      <w:proofErr w:type="spellStart"/>
+      <w:r>
+        <w:t>jjj</w:t>
+      </w:r>
+      <w:proofErr w:type="spellEnd"/>
+      <w:r>
+        <w:t xml:space="preserve"> die Differenz</w:t>
+      </w:r>
+    </w:p>
+    <w:p>
+      <w:proofErr w:type="spellStart"/>
+      <w:r>
+        <w:t>Δi,j</w:t>
+      </w:r>
+      <w:proofErr w:type="spellEnd"/>
+      <w:r>
+        <w:t>=</w:t>
+      </w:r>
+      <w:proofErr w:type="spellStart"/>
+      <w:r>
+        <w:t>xi,jtarget−xi,j</w:t>
+      </w:r>
+      <w:proofErr w:type="spellEnd"/>
+      <w:r>
+        <w:t>(1)\Delta_{</w:t>
+      </w:r>
+      <w:proofErr w:type="spellStart"/>
+      <w:r>
+        <w:t>i,j</w:t>
+      </w:r>
+      <w:proofErr w:type="spellEnd"/>
+      <w:r>
+        <w:t>} = x^{</w:t>
+      </w:r>
+      <w:proofErr w:type="spellStart"/>
+      <w:r>
+        <w:t>target</w:t>
+      </w:r>
+      <w:proofErr w:type="spellEnd"/>
+      <w:r>
+        <w:t>}_{</w:t>
+      </w:r>
+      <w:proofErr w:type="spellStart"/>
+      <w:r>
+        <w:t>i,j</w:t>
+      </w:r>
+      <w:proofErr w:type="spellEnd"/>
+      <w:r>
+        <w:t>} - x^{(1)}_{</w:t>
+      </w:r>
+      <w:proofErr w:type="spellStart"/>
+      <w:r>
+        <w:t>i,j</w:t>
+      </w:r>
+      <w:proofErr w:type="spellEnd"/>
+      <w:r>
+        <w:t>}</w:t>
+      </w:r>
+      <w:proofErr w:type="spellStart"/>
+      <w:r>
+        <w:t>Δi,j</w:t>
+      </w:r>
+      <w:proofErr w:type="spellEnd"/>
+      <w:r>
+        <w:t>​=</w:t>
+      </w:r>
+      <w:proofErr w:type="spellStart"/>
+      <w:r>
+        <w:t>xi,jtarget</w:t>
+      </w:r>
+      <w:proofErr w:type="spellEnd"/>
+      <w:r>
+        <w:t>​−</w:t>
+      </w:r>
+      <w:proofErr w:type="spellStart"/>
+      <w:r>
+        <w:t>xi,j</w:t>
+      </w:r>
+      <w:proofErr w:type="spellEnd"/>
+      <w:r>
+        <w:t xml:space="preserve">(1)​ </w:t>
+      </w:r>
+    </w:p>
+    <w:p>
+      <w:r>
+        <w:t xml:space="preserve">gebildet, wobei </w:t>
+      </w:r>
+      <w:proofErr w:type="spellStart"/>
+      <w:r>
+        <w:t>xi,jtargetx</w:t>
+      </w:r>
+      <w:proofErr w:type="spellEnd"/>
+      <w:r>
+        <w:t>^{</w:t>
+      </w:r>
+      <w:proofErr w:type="spellStart"/>
+      <w:r>
+        <w:t>target</w:t>
+      </w:r>
+      <w:proofErr w:type="spellEnd"/>
+      <w:r>
+        <w:t>}_{</w:t>
+      </w:r>
+      <w:proofErr w:type="spellStart"/>
+      <w:r>
+        <w:t>i,j</w:t>
+      </w:r>
+      <w:proofErr w:type="spellEnd"/>
+      <w:r>
+        <w:t>}</w:t>
+      </w:r>
+      <w:proofErr w:type="spellStart"/>
+      <w:r>
+        <w:t>xi,jtarget</w:t>
+      </w:r>
+      <w:proofErr w:type="spellEnd"/>
+      <w:r>
+        <w:t>​ als Mittelwert der entsprechenden Werte aus den Reihen 8–16 definiert ist. Die Aggregation dieser Differenzen über alle Sätze ergibt einen mittleren Änderungsvektor</w:t>
+      </w:r>
+    </w:p>
+    <w:p>
+      <w:proofErr w:type="spellStart"/>
+      <w:r>
+        <w:t>Δˉj</w:t>
+      </w:r>
+      <w:proofErr w:type="spellEnd"/>
+      <w:r>
+        <w:t>=1n∑i=1nΔi,j\bar{\Delta}_j = \</w:t>
+      </w:r>
+      <w:proofErr w:type="spellStart"/>
+      <w:r>
+        <w:t>frac</w:t>
+      </w:r>
+      <w:proofErr w:type="spellEnd"/>
+      <w:r>
+        <w:t>{1}{n} \</w:t>
+      </w:r>
+      <w:proofErr w:type="spellStart"/>
+      <w:r>
+        <w:t>sum</w:t>
+      </w:r>
+      <w:proofErr w:type="spellEnd"/>
+      <w:r>
+        <w:t>_{i=1}^{n} \Delta_{</w:t>
+      </w:r>
+      <w:proofErr w:type="spellStart"/>
+      <w:r>
+        <w:t>i,j</w:t>
+      </w:r>
+      <w:proofErr w:type="spellEnd"/>
+      <w:r>
+        <w:t>}</w:t>
+      </w:r>
+      <w:proofErr w:type="spellStart"/>
+      <w:r>
+        <w:t>Δˉj</w:t>
+      </w:r>
+      <w:proofErr w:type="spellEnd"/>
+      <w:r>
+        <w:t>​=n1​i=1∑n​</w:t>
+      </w:r>
+      <w:proofErr w:type="spellStart"/>
+      <w:r>
+        <w:t>Δi,j</w:t>
+      </w:r>
+      <w:proofErr w:type="spellEnd"/>
+      <w:r>
+        <w:t xml:space="preserve">​ </w:t>
+      </w:r>
+    </w:p>
+    <w:p>
+      <w:r>
+        <w:t xml:space="preserve">der die systematische Drift des Modells in jeder Dimension beschreibt. Die Analyse dieses Driftvektors zeigt, dass insbesondere die Dimensionen </w:t>
+      </w:r>
+      <w:r>
+        <w:rPr>
+          <w:i/>
+          <w:iCs/>
+        </w:rPr>
+        <w:t>Sozial</w:t>
+      </w:r>
+      <w:r>
+        <w:t xml:space="preserve">, </w:t>
+      </w:r>
+      <w:r>
+        <w:rPr>
+          <w:i/>
+          <w:iCs/>
+        </w:rPr>
+        <w:t>Motivation</w:t>
+      </w:r>
+      <w:r>
+        <w:t xml:space="preserve">, </w:t>
+      </w:r>
+      <w:r>
+        <w:rPr>
+          <w:i/>
+          <w:iCs/>
+        </w:rPr>
+        <w:t>Methodik</w:t>
+      </w:r>
+      <w:r>
+        <w:t xml:space="preserve">, </w:t>
+      </w:r>
+      <w:r>
+        <w:rPr>
+          <w:i/>
+          <w:iCs/>
+        </w:rPr>
+        <w:t>Performanz</w:t>
+      </w:r>
+      <w:r>
+        <w:t xml:space="preserve"> und </w:t>
+      </w:r>
+      <w:r>
+        <w:rPr>
+          <w:i/>
+          <w:iCs/>
+        </w:rPr>
+        <w:t>Regulation</w:t>
+      </w:r>
+      <w:r>
+        <w:t xml:space="preserve"> im Ausgangssystem deutlich unterrepräsentiert sind, während die affektive Dimension tendenziell übergewichtet ist.</w:t>
+      </w:r>
+    </w:p>
+    <w:p>
+      <w:r>
+        <w:t>Aus dieser Beobachtung folgt, dass eine konsistente Kalibrierung nicht durch lokale Anpassungen einzelner Funktionsklassen erfolgen kann, sondern eine simultane Transformation des gesamten Funktionsklassenraums erfordert. Formal wird dies als dimensionsweise Diagonalskalierung der Funktionsklassenvektoren beschrieben:</w:t>
+      </w:r>
+    </w:p>
+    <w:p>
+      <w:proofErr w:type="spellStart"/>
+      <w:r>
+        <w:t>Wneu</w:t>
+      </w:r>
+      <w:proofErr w:type="spellEnd"/>
+      <w:r>
+        <w:t>=</w:t>
+      </w:r>
+      <w:proofErr w:type="spellStart"/>
+      <w:r>
+        <w:t>Walt</w:t>
+      </w:r>
+      <w:r>
+        <w:rPr>
+          <w:rFonts w:ascii="Cambria Math" w:hAnsi="Cambria Math" w:cs="Cambria Math"/>
+        </w:rPr>
+        <w:t>⋅</w:t>
+      </w:r>
+      <w:r>
+        <w:t>D</w:t>
+      </w:r>
+      <w:proofErr w:type="spellEnd"/>
+      <w:r>
+        <w:t>\</w:t>
+      </w:r>
+      <w:proofErr w:type="spellStart"/>
+      <w:r>
+        <w:t>mathbf</w:t>
+      </w:r>
+      <w:proofErr w:type="spellEnd"/>
+      <w:r>
+        <w:t>{W}_{neu} = \</w:t>
+      </w:r>
+      <w:proofErr w:type="spellStart"/>
+      <w:r>
+        <w:t>mathbf</w:t>
+      </w:r>
+      <w:proofErr w:type="spellEnd"/>
+      <w:r>
+        <w:t>{W}_{alt} \</w:t>
+      </w:r>
+      <w:proofErr w:type="spellStart"/>
+      <w:r>
+        <w:t>cdot</w:t>
+      </w:r>
+      <w:proofErr w:type="spellEnd"/>
+      <w:r>
+        <w:t xml:space="preserve"> \</w:t>
+      </w:r>
+      <w:proofErr w:type="spellStart"/>
+      <w:r>
+        <w:t>mathbf</w:t>
+      </w:r>
+      <w:proofErr w:type="spellEnd"/>
+      <w:r>
+        <w:t>{D}</w:t>
+      </w:r>
+      <w:proofErr w:type="spellStart"/>
+      <w:r>
+        <w:t>Wneu</w:t>
+      </w:r>
+      <w:proofErr w:type="spellEnd"/>
+      <w:r>
+        <w:t>​=Walt​</w:t>
+      </w:r>
+      <w:r>
+        <w:rPr>
+          <w:rFonts w:ascii="Cambria Math" w:hAnsi="Cambria Math" w:cs="Cambria Math"/>
+        </w:rPr>
+        <w:t>⋅</w:t>
+      </w:r>
+      <w:r>
+        <w:t xml:space="preserve">D </w:t>
+      </w:r>
+    </w:p>
+    <w:p>
+      <w:r>
+        <w:t>wobei D\</w:t>
+      </w:r>
+      <w:proofErr w:type="spellStart"/>
+      <w:r>
+        <w:t>mathbf</w:t>
+      </w:r>
+      <w:proofErr w:type="spellEnd"/>
+      <w:r>
+        <w:t xml:space="preserve">{D}D eine Diagonalmatrix ist, deren Einträge durch die empirisch bestimmten Skalierungsfaktoren der jeweiligen Dimensionen gegeben sind. Für jede Funktionsklasse </w:t>
+      </w:r>
+      <w:proofErr w:type="spellStart"/>
+      <w:r>
+        <w:t>kkk</w:t>
+      </w:r>
+      <w:proofErr w:type="spellEnd"/>
+      <w:r>
+        <w:t xml:space="preserve"> ergibt sich damit:</w:t>
+      </w:r>
+    </w:p>
+    <w:p>
+      <w:proofErr w:type="spellStart"/>
+      <w:r>
+        <w:t>wk,j</w:t>
+      </w:r>
+      <w:proofErr w:type="spellEnd"/>
+      <w:r>
+        <w:t>′=</w:t>
+      </w:r>
+      <w:proofErr w:type="spellStart"/>
+      <w:r>
+        <w:t>wk,j</w:t>
+      </w:r>
+      <w:r>
+        <w:rPr>
+          <w:rFonts w:ascii="Cambria Math" w:hAnsi="Cambria Math" w:cs="Cambria Math"/>
+        </w:rPr>
+        <w:t>⋅</w:t>
+      </w:r>
+      <w:r>
+        <w:t>sjw</w:t>
+      </w:r>
+      <w:proofErr w:type="spellEnd"/>
+      <w:r>
+        <w:t>'_{</w:t>
+      </w:r>
+      <w:proofErr w:type="spellStart"/>
+      <w:r>
+        <w:t>k,j</w:t>
+      </w:r>
+      <w:proofErr w:type="spellEnd"/>
+      <w:r>
+        <w:t>} = w_{</w:t>
+      </w:r>
+      <w:proofErr w:type="spellStart"/>
+      <w:r>
+        <w:t>k,j</w:t>
+      </w:r>
+      <w:proofErr w:type="spellEnd"/>
+      <w:r>
+        <w:t>} \</w:t>
+      </w:r>
+      <w:proofErr w:type="spellStart"/>
+      <w:r>
+        <w:t>cdot</w:t>
+      </w:r>
+      <w:proofErr w:type="spellEnd"/>
+      <w:r>
+        <w:t xml:space="preserve"> </w:t>
+      </w:r>
+      <w:proofErr w:type="spellStart"/>
+      <w:r>
+        <w:t>s_jwk,j</w:t>
+      </w:r>
+      <w:proofErr w:type="spellEnd"/>
+      <w:r>
+        <w:t>′​=</w:t>
+      </w:r>
+      <w:proofErr w:type="spellStart"/>
+      <w:r>
+        <w:t>wk,j</w:t>
+      </w:r>
+      <w:proofErr w:type="spellEnd"/>
+      <w:r>
+        <w:t>​</w:t>
+      </w:r>
+      <w:r>
+        <w:rPr>
+          <w:rFonts w:ascii="Cambria Math" w:hAnsi="Cambria Math" w:cs="Cambria Math"/>
+        </w:rPr>
+        <w:t>⋅</w:t>
+      </w:r>
+      <w:proofErr w:type="spellStart"/>
+      <w:r>
+        <w:t>sj</w:t>
+      </w:r>
+      <w:proofErr w:type="spellEnd"/>
+      <w:r>
+        <w:t xml:space="preserve">​ </w:t>
+      </w:r>
+    </w:p>
+    <w:p>
+      <w:r>
+        <w:t>Um Sättigungseffekte an den Gewichtungsgrenzen [−1,1][-1,1][−1,1] zu vermeiden und die Stabilität der relationalen Struktur zu erhalten, wurde diese Transformation in gedämpfter Form realisiert:</w:t>
+      </w:r>
+    </w:p>
+    <w:p>
+      <w:proofErr w:type="spellStart"/>
+      <w:r>
+        <w:t>wk,j</w:t>
+      </w:r>
+      <w:proofErr w:type="spellEnd"/>
+      <w:r>
+        <w:t>′=</w:t>
+      </w:r>
+      <w:proofErr w:type="spellStart"/>
+      <w:r>
+        <w:t>clip</w:t>
+      </w:r>
+      <w:proofErr w:type="spellEnd"/>
+      <w:r>
+        <w:rPr>
+          <w:rFonts w:ascii="Cambria Math" w:hAnsi="Cambria Math" w:cs="Cambria Math"/>
+        </w:rPr>
+        <w:t>⁡</w:t>
+      </w:r>
+      <w:r>
+        <w:t>(</w:t>
+      </w:r>
+      <w:proofErr w:type="spellStart"/>
+      <w:r>
+        <w:t>wk,j</w:t>
+      </w:r>
+      <w:proofErr w:type="spellEnd"/>
+      <w:r>
+        <w:rPr>
+          <w:rFonts w:ascii="Cambria Math" w:hAnsi="Cambria Math" w:cs="Cambria Math"/>
+        </w:rPr>
+        <w:t>⋅</w:t>
+      </w:r>
+      <w:r>
+        <w:t>(1+</w:t>
+      </w:r>
+      <w:r>
+        <w:rPr>
+          <w:rFonts w:cs="Calibri"/>
+        </w:rPr>
+        <w:t>η</w:t>
+      </w:r>
+      <w:r>
+        <w:t>(sj</w:t>
+      </w:r>
+      <w:r>
+        <w:rPr>
+          <w:rFonts w:cs="Calibri"/>
+        </w:rPr>
+        <w:t>−</w:t>
+      </w:r>
+      <w:r>
+        <w:t>1)),</w:t>
+      </w:r>
+      <w:r>
+        <w:rPr>
+          <w:rFonts w:cs="Calibri"/>
+        </w:rPr>
+        <w:t>−</w:t>
+      </w:r>
+      <w:r>
+        <w:t>1,1)w'_{</w:t>
+      </w:r>
+      <w:proofErr w:type="spellStart"/>
+      <w:r>
+        <w:t>k,j</w:t>
+      </w:r>
+      <w:proofErr w:type="spellEnd"/>
+      <w:r>
+        <w:t>} = \</w:t>
+      </w:r>
+      <w:proofErr w:type="spellStart"/>
+      <w:r>
+        <w:t>operatorname</w:t>
+      </w:r>
+      <w:proofErr w:type="spellEnd"/>
+      <w:r>
+        <w:t>{</w:t>
+      </w:r>
+      <w:proofErr w:type="spellStart"/>
+      <w:r>
+        <w:t>clip</w:t>
+      </w:r>
+      <w:proofErr w:type="spellEnd"/>
+      <w:r>
+        <w:t>}\</w:t>
+      </w:r>
+      <w:proofErr w:type="spellStart"/>
+      <w:r>
+        <w:t>bigl</w:t>
+      </w:r>
+      <w:proofErr w:type="spellEnd"/>
+      <w:r>
+        <w:t>(w_{</w:t>
+      </w:r>
+      <w:proofErr w:type="spellStart"/>
+      <w:r>
+        <w:t>k,j</w:t>
+      </w:r>
+      <w:proofErr w:type="spellEnd"/>
+      <w:r>
+        <w:t>} \</w:t>
+      </w:r>
+      <w:proofErr w:type="spellStart"/>
+      <w:r>
+        <w:t>cdot</w:t>
+      </w:r>
+      <w:proofErr w:type="spellEnd"/>
+      <w:r>
+        <w:t xml:space="preserve"> (1 + \</w:t>
+      </w:r>
+      <w:proofErr w:type="spellStart"/>
+      <w:r>
+        <w:t>eta</w:t>
+      </w:r>
+      <w:proofErr w:type="spellEnd"/>
+      <w:r>
+        <w:t xml:space="preserve"> (</w:t>
+      </w:r>
+      <w:proofErr w:type="spellStart"/>
+      <w:r>
+        <w:t>s_j</w:t>
+      </w:r>
+      <w:proofErr w:type="spellEnd"/>
+      <w:r>
+        <w:t xml:space="preserve"> - 1)), -1, 1 \</w:t>
+      </w:r>
+      <w:proofErr w:type="spellStart"/>
+      <w:r>
+        <w:t>bigr</w:t>
+      </w:r>
+      <w:proofErr w:type="spellEnd"/>
+      <w:r>
+        <w:t>)</w:t>
+      </w:r>
+      <w:proofErr w:type="spellStart"/>
+      <w:r>
+        <w:t>wk,j</w:t>
+      </w:r>
+      <w:proofErr w:type="spellEnd"/>
+      <w:r>
+        <w:t>′​=</w:t>
+      </w:r>
+      <w:proofErr w:type="spellStart"/>
+      <w:r>
+        <w:t>clip</w:t>
+      </w:r>
+      <w:proofErr w:type="spellEnd"/>
+      <w:r>
+        <w:t>(</w:t>
+      </w:r>
+      <w:proofErr w:type="spellStart"/>
+      <w:r>
+        <w:t>wk,j</w:t>
+      </w:r>
+      <w:proofErr w:type="spellEnd"/>
+      <w:r>
+        <w:t>​</w:t>
+      </w:r>
+      <w:r>
+        <w:rPr>
+          <w:rFonts w:ascii="Cambria Math" w:hAnsi="Cambria Math" w:cs="Cambria Math"/>
+        </w:rPr>
+        <w:t>⋅</w:t>
+      </w:r>
+      <w:r>
+        <w:t>(1+η(</w:t>
+      </w:r>
+      <w:proofErr w:type="spellStart"/>
+      <w:r>
+        <w:t>sj</w:t>
+      </w:r>
+      <w:proofErr w:type="spellEnd"/>
+      <w:r>
+        <w:t xml:space="preserve">​−1)),−1,1) </w:t>
+      </w:r>
+    </w:p>
+    <w:p>
+      <w:r>
+        <w:t>mit einem Dämpfungsparameter 0&lt;η≤10 &lt; \</w:t>
+      </w:r>
+      <w:proofErr w:type="spellStart"/>
+      <w:r>
+        <w:t>eta</w:t>
+      </w:r>
+      <w:proofErr w:type="spellEnd"/>
+      <w:r>
+        <w:t xml:space="preserve"> \</w:t>
+      </w:r>
+      <w:proofErr w:type="spellStart"/>
+      <w:r>
+        <w:t>leq</w:t>
+      </w:r>
+      <w:proofErr w:type="spellEnd"/>
+      <w:r>
+        <w:t xml:space="preserve"> 10&lt;η≤1. In der praktischen Umsetzung wurde η=0,5\</w:t>
+      </w:r>
+      <w:proofErr w:type="spellStart"/>
+      <w:r>
+        <w:t>eta</w:t>
+      </w:r>
+      <w:proofErr w:type="spellEnd"/>
+      <w:r>
+        <w:t xml:space="preserve"> = 0{,}5η=0,5 gewählt, sodass die Anpassung proportional zur beobachteten Änderungsrate erfolgt, ohne die bestehenden Relationen zwischen den Funktionsklassen zu zerstören.</w:t>
+      </w:r>
+    </w:p>
+    <w:p>
+      <w:r>
+        <w:t>Zur Gewährleistung der methodischen Konsistenz wurde vor der Anwendung dieser Transformation der ursprüngliche Ausgangszustand der Funktionsklassen wiederhergestellt. Dadurch wird sichergestellt, dass die Kalibrierung ausschließlich auf der Differenz zwischen der unveränderten Systemausgabe (Reihe 1) und dem Referenzfeld basiert. Eine direkte Weiterverarbeitung bereits transformierter Gewichte würde zu kumulativen Verzerrungen führen und die Validität der Kalibrierung beeinträchtigen.</w:t>
+      </w:r>
+    </w:p>
+    <w:p>
+      <w:r>
+        <w:lastRenderedPageBreak/>
+        <w:t>Die Kalibrierung wird damit von einer lokalen Parameteranpassung zu einer globalen Transformation des semantischen Funktionsraums erweitert. Diese Transformation wirkt nicht auf einzelne Klassen isoliert, sondern auf die Struktur des gesamten Systems und stellt somit den ersten konsistenten Schritt einer funktionalen Validierung im Sinne des FRZK dar.</w:t>
+      </w:r>
+    </w:p>
+    <w:p/>
+    <w:p>
+      <w:r>
         <w:pict w14:anchorId="47B03084">
           <v:rect id="_x0000_i1027" style="width:0;height:1.5pt" o:hralign="center" o:hrstd="t" o:hr="t" fillcolor="#a0a0a0" stroked="f"/>
         </w:pict>
@@ -799,6 +1455,7 @@
           </w:tcPr>
           <w:p>
             <w:r>
+              <w:lastRenderedPageBreak/>
               <w:t>Verbesserte Sätze (Distanz)</w:t>
             </w:r>
           </w:p>
@@ -960,7 +1617,6 @@
         </w:numPr>
       </w:pPr>
       <w:r>
-        <w:lastRenderedPageBreak/>
         <w:t xml:space="preserve">eine </w:t>
       </w:r>
       <w:r>
@@ -1255,6 +1911,7 @@
     </w:p>
     <w:p>
       <w:r>
+        <w:lastRenderedPageBreak/>
         <w:pict w14:anchorId="4F0AE463">
           <v:rect id="_x0000_i1032" style="width:0;height:1.5pt" o:hralign="center" o:hrstd="t" o:hr="t" fillcolor="#a0a0a0" stroked="f"/>
         </w:pict>
@@ -1338,7 +1995,6 @@
           <w:b/>
           <w:bCs/>
         </w:rPr>
-        <w:lastRenderedPageBreak/>
         <w:t>Erhöhte Anschlussfähigkeit</w:t>
       </w:r>
       <w:r>
@@ -1578,6 +2234,7 @@
     </w:p>
     <w:p>
       <w:r>
+        <w:lastRenderedPageBreak/>
         <w:t xml:space="preserve">Im folgenden Abschnitt (Kapitel 5.5) wird daher die </w:t>
       </w:r>
       <w:r>

--- a/library/php/DataMining/NLP Normalisierung Tabelle/6.x Minimalinvasive Kalibrierung der FRZK-Vektordaten und Re-Validierung von Reihe 1.docx
+++ b/library/php/DataMining/NLP Normalisierung Tabelle/6.x Minimalinvasive Kalibrierung der FRZK-Vektordaten und Re-Validierung von Reihe 1.docx
@@ -362,122 +362,137 @@
     <w:p>
       <w:proofErr w:type="spellStart"/>
       <w:r>
+        <w:t>Δ</w:t>
+      </w:r>
+      <w:proofErr w:type="gramStart"/>
+      <w:r>
+        <w:t>i,j</w:t>
+      </w:r>
+      <w:proofErr w:type="spellEnd"/>
+      <w:proofErr w:type="gramEnd"/>
+      <w:r>
+        <w:t>=</w:t>
+      </w:r>
+      <w:proofErr w:type="spellStart"/>
+      <w:r>
+        <w:t>xi,jtarget−xi,j</w:t>
+      </w:r>
+      <w:proofErr w:type="spellEnd"/>
+      <w:r>
+        <w:t>(1)\Delta_{</w:t>
+      </w:r>
+      <w:proofErr w:type="spellStart"/>
+      <w:r>
+        <w:t>i,j</w:t>
+      </w:r>
+      <w:proofErr w:type="spellEnd"/>
+      <w:r>
+        <w:t>} = x^{</w:t>
+      </w:r>
+      <w:proofErr w:type="spellStart"/>
+      <w:r>
+        <w:t>target</w:t>
+      </w:r>
+      <w:proofErr w:type="spellEnd"/>
+      <w:r>
+        <w:t>}_{</w:t>
+      </w:r>
+      <w:proofErr w:type="spellStart"/>
+      <w:r>
+        <w:t>i,j</w:t>
+      </w:r>
+      <w:proofErr w:type="spellEnd"/>
+      <w:r>
+        <w:t>} - x^{(1)}_{</w:t>
+      </w:r>
+      <w:proofErr w:type="spellStart"/>
+      <w:r>
+        <w:t>i,j</w:t>
+      </w:r>
+      <w:proofErr w:type="spellEnd"/>
+      <w:r>
+        <w:t>}</w:t>
+      </w:r>
+      <w:proofErr w:type="spellStart"/>
+      <w:r>
         <w:t>Δi,j</w:t>
       </w:r>
       <w:proofErr w:type="spellEnd"/>
       <w:r>
-        <w:t>=</w:t>
+        <w:t>​=</w:t>
       </w:r>
       <w:proofErr w:type="spellStart"/>
       <w:r>
-        <w:t>xi,jtarget−xi,j</w:t>
+        <w:t>xi,jtarget</w:t>
       </w:r>
       <w:proofErr w:type="spellEnd"/>
       <w:r>
-        <w:t>(1)\Delta_{</w:t>
+        <w:t>​−</w:t>
       </w:r>
       <w:proofErr w:type="spellStart"/>
       <w:r>
+        <w:t>xi,j</w:t>
+      </w:r>
+      <w:proofErr w:type="spellEnd"/>
+      <w:r>
+        <w:t xml:space="preserve">(1)​ </w:t>
+      </w:r>
+    </w:p>
+    <w:p>
+      <w:r>
+        <w:t xml:space="preserve">gebildet, wobei </w:t>
+      </w:r>
+      <w:proofErr w:type="spellStart"/>
+      <w:proofErr w:type="gramStart"/>
+      <w:r>
+        <w:t>xi,jtargetx</w:t>
+      </w:r>
+      <w:proofErr w:type="spellEnd"/>
+      <w:proofErr w:type="gramEnd"/>
+      <w:r>
+        <w:t>^{</w:t>
+      </w:r>
+      <w:proofErr w:type="spellStart"/>
+      <w:r>
+        <w:t>target</w:t>
+      </w:r>
+      <w:proofErr w:type="spellEnd"/>
+      <w:r>
+        <w:t>}_{</w:t>
+      </w:r>
+      <w:proofErr w:type="spellStart"/>
+      <w:r>
         <w:t>i,j</w:t>
       </w:r>
       <w:proofErr w:type="spellEnd"/>
       <w:r>
-        <w:t>} = x^{</w:t>
+        <w:t>}</w:t>
       </w:r>
       <w:proofErr w:type="spellStart"/>
       <w:r>
-        <w:t>target</w:t>
+        <w:t>xi,jtarget</w:t>
       </w:r>
       <w:proofErr w:type="spellEnd"/>
       <w:r>
-        <w:t>}_{</w:t>
-      </w:r>
+        <w:t>​ als Mittelwert der entsprechenden Werte aus den Reihen 8–16 definiert ist. Die Aggregation dieser Differenzen über alle Sätze ergibt einen mittleren Änderungsvektor</w:t>
+      </w:r>
+    </w:p>
+    <w:p>
       <w:proofErr w:type="spellStart"/>
       <w:r>
+        <w:t>Δˉj</w:t>
+      </w:r>
+      <w:proofErr w:type="spellEnd"/>
+      <w:r>
+        <w:t>=1n∑i=1nΔ</w:t>
+      </w:r>
+      <w:proofErr w:type="gramStart"/>
+      <w:r>
         <w:t>i,j</w:t>
       </w:r>
-      <w:proofErr w:type="spellEnd"/>
-      <w:r>
-        <w:t>} - x^{(1)}_{</w:t>
-      </w:r>
-      <w:proofErr w:type="spellStart"/>
-      <w:r>
-        <w:t>i,j</w:t>
-      </w:r>
-      <w:proofErr w:type="spellEnd"/>
-      <w:r>
-        <w:t>}</w:t>
-      </w:r>
-      <w:proofErr w:type="spellStart"/>
-      <w:r>
-        <w:t>Δi,j</w:t>
-      </w:r>
-      <w:proofErr w:type="spellEnd"/>
-      <w:r>
-        <w:t>​=</w:t>
-      </w:r>
-      <w:proofErr w:type="spellStart"/>
-      <w:r>
-        <w:t>xi,jtarget</w:t>
-      </w:r>
-      <w:proofErr w:type="spellEnd"/>
-      <w:r>
-        <w:t>​−</w:t>
-      </w:r>
-      <w:proofErr w:type="spellStart"/>
-      <w:r>
-        <w:t>xi,j</w:t>
-      </w:r>
-      <w:proofErr w:type="spellEnd"/>
-      <w:r>
-        <w:t xml:space="preserve">(1)​ </w:t>
-      </w:r>
-    </w:p>
-    <w:p>
-      <w:r>
-        <w:t xml:space="preserve">gebildet, wobei </w:t>
-      </w:r>
-      <w:proofErr w:type="spellStart"/>
-      <w:r>
-        <w:t>xi,jtargetx</w:t>
-      </w:r>
-      <w:proofErr w:type="spellEnd"/>
-      <w:r>
-        <w:t>^{</w:t>
-      </w:r>
-      <w:proofErr w:type="spellStart"/>
-      <w:r>
-        <w:t>target</w:t>
-      </w:r>
-      <w:proofErr w:type="spellEnd"/>
-      <w:r>
-        <w:t>}_{</w:t>
-      </w:r>
-      <w:proofErr w:type="spellStart"/>
-      <w:r>
-        <w:t>i,j</w:t>
-      </w:r>
-      <w:proofErr w:type="spellEnd"/>
-      <w:r>
-        <w:t>}</w:t>
-      </w:r>
-      <w:proofErr w:type="spellStart"/>
-      <w:r>
-        <w:t>xi,jtarget</w:t>
-      </w:r>
-      <w:proofErr w:type="spellEnd"/>
-      <w:r>
-        <w:t>​ als Mittelwert der entsprechenden Werte aus den Reihen 8–16 definiert ist. Die Aggregation dieser Differenzen über alle Sätze ergibt einen mittleren Änderungsvektor</w:t>
-      </w:r>
-    </w:p>
-    <w:p>
-      <w:proofErr w:type="spellStart"/>
-      <w:r>
-        <w:t>Δˉj</w:t>
-      </w:r>
-      <w:proofErr w:type="spellEnd"/>
-      <w:r>
-        <w:t>=1n∑i=1nΔi,j\bar{\Delta}_j = \</w:t>
+      <w:proofErr w:type="gramEnd"/>
+      <w:r>
+        <w:t>\bar{\Delta}_j = \</w:t>
       </w:r>
       <w:proofErr w:type="spellStart"/>
       <w:r>
@@ -679,10 +694,12 @@
     </w:p>
     <w:p>
       <w:proofErr w:type="spellStart"/>
+      <w:proofErr w:type="gramStart"/>
       <w:r>
         <w:t>wk,j</w:t>
       </w:r>
       <w:proofErr w:type="spellEnd"/>
+      <w:proofErr w:type="gramEnd"/>
       <w:r>
         <w:t>′=</w:t>
       </w:r>
@@ -760,15 +777,25 @@
     </w:p>
     <w:p>
       <w:r>
-        <w:t>Um Sättigungseffekte an den Gewichtungsgrenzen [−1,1][-1,1][−1,1] zu vermeiden und die Stabilität der relationalen Struktur zu erhalten, wurde diese Transformation in gedämpfter Form realisiert:</w:t>
+        <w:t>Um Sättigungseffekte an den Gewichtungsgrenzen [−1,</w:t>
+      </w:r>
+      <w:proofErr w:type="gramStart"/>
+      <w:r>
+        <w:t>1][</w:t>
+      </w:r>
+      <w:proofErr w:type="gramEnd"/>
+      <w:r>
+        <w:t>-1,1][−1,1] zu vermeiden und die Stabilität der relationalen Struktur zu erhalten, wurde diese Transformation in gedämpfter Form realisiert:</w:t>
       </w:r>
     </w:p>
     <w:p>
       <w:proofErr w:type="spellStart"/>
+      <w:proofErr w:type="gramStart"/>
       <w:r>
         <w:t>wk,j</w:t>
       </w:r>
       <w:proofErr w:type="spellEnd"/>
+      <w:proofErr w:type="gramEnd"/>
       <w:r>
         <w:t>′=</w:t>
       </w:r>
@@ -1774,6 +1801,2433 @@
       </w:r>
     </w:p>
     <w:p>
+      <w:pPr>
+        <w:rPr>
+          <w:b/>
+          <w:bCs/>
+        </w:rPr>
+      </w:pPr>
+      <w:r>
+        <w:rPr>
+          <w:b/>
+          <w:bCs/>
+        </w:rPr>
+        <w:t>5.4.x Re-Validierung nach Schritt 4: Globale Transformation des Funktionsklassenraums</w:t>
+      </w:r>
+    </w:p>
+    <w:p>
+      <w:r>
+        <w:t xml:space="preserve">Mit Schritt 4 wurde die Kalibrierungslogik gegenüber den vorangehenden Schritten grundlegend präzisiert. Während die ersten drei Schritte die Vektorstruktur durch selektive Gewichtsanpassungen, Operatorjustierungen und die Ergänzung fehlender Einzelwort-Operatoren veränderten, wurde nun der gesamte Funktionsklassenraum </w:t>
+      </w:r>
+      <w:r>
+        <w:rPr>
+          <w:b/>
+          <w:bCs/>
+        </w:rPr>
+        <w:t>dimensionsweise global transformiert</w:t>
+      </w:r>
+      <w:r>
+        <w:t xml:space="preserve">. Ziel war es, die in der Δ-Matrix beobachtete systematische Drift zwischen der ursprünglichen Reihe 1 und dem Referenzfeld der Reihen 8–16 nicht mehr lokal, sondern feldartig zu korrigieren. Methodisch blieb die Rekursionslogik des FRZK unverändert; angepasst wurde </w:t>
+      </w:r>
+      <w:proofErr w:type="gramStart"/>
+      <w:r>
+        <w:t>ausschließlich die Parametrisierung</w:t>
+      </w:r>
+      <w:proofErr w:type="gramEnd"/>
+      <w:r>
+        <w:t xml:space="preserve"> der semantischen Basisebene. Der PHP-Lauf liest die </w:t>
+      </w:r>
+      <w:proofErr w:type="spellStart"/>
+      <w:r>
+        <w:t>tokenbezogenen</w:t>
+      </w:r>
+      <w:proofErr w:type="spellEnd"/>
+      <w:r>
+        <w:t xml:space="preserve"> Gewichte, wendet aktive Operatoren an und normiert den resultierenden Satzvektor am Satzende, sodass die neue Reihe 1 dieselbe mathematische Form wie die Ausgangsreihe besitzt. </w:t>
+      </w:r>
+    </w:p>
+    <w:p>
+      <w:r>
+        <w:t xml:space="preserve">Die Re-Validierung wurde auf derselben Benchmark-Grundlage wie zuvor durchgeführt, also auf den 35 fest definierten Sätzen des Vergleichsdatensatzes. Als Referenz diente erneut der </w:t>
+      </w:r>
+      <w:r>
+        <w:lastRenderedPageBreak/>
+        <w:t xml:space="preserve">Mittelwert der Reihen 8–16. Damit bleibt die Vergleichslogik vollständig stabil: Verglichen werden weiterhin dieselben Sätze, dieselben sieben Dimensionen und dasselbe multiperspektivische Referenzfeld. </w:t>
+      </w:r>
+    </w:p>
+    <w:p>
+      <w:pPr>
+        <w:rPr>
+          <w:b/>
+          <w:bCs/>
+        </w:rPr>
+      </w:pPr>
+      <w:r>
+        <w:rPr>
+          <w:b/>
+          <w:bCs/>
+        </w:rPr>
+        <w:t>Tabelle 5.4.x.1: Gesamtvergleich vor und nach Schritt 4</w:t>
+      </w:r>
+    </w:p>
+    <w:tbl>
+      <w:tblPr>
+        <w:tblW w:w="0" w:type="auto"/>
+        <w:tblCellSpacing w:w="15" w:type="dxa"/>
+        <w:tblCellMar>
+          <w:top w:w="15" w:type="dxa"/>
+          <w:left w:w="15" w:type="dxa"/>
+          <w:bottom w:w="15" w:type="dxa"/>
+          <w:right w:w="15" w:type="dxa"/>
+        </w:tblCellMar>
+        <w:tblLook w:val="04A0" w:firstRow="1" w:lastRow="0" w:firstColumn="1" w:lastColumn="0" w:noHBand="0" w:noVBand="1"/>
+      </w:tblPr>
+      <w:tblGrid>
+        <w:gridCol w:w="4026"/>
+        <w:gridCol w:w="1863"/>
+        <w:gridCol w:w="1709"/>
+        <w:gridCol w:w="1474"/>
+      </w:tblGrid>
+      <w:tr>
+        <w:trPr>
+          <w:tblHeader/>
+          <w:tblCellSpacing w:w="15" w:type="dxa"/>
+        </w:trPr>
+        <w:tc>
+          <w:tcPr>
+            <w:tcW w:w="0" w:type="auto"/>
+            <w:vAlign w:val="center"/>
+            <w:hideMark/>
+          </w:tcPr>
+          <w:p>
+            <w:pPr>
+              <w:rPr>
+                <w:b/>
+                <w:bCs/>
+              </w:rPr>
+            </w:pPr>
+            <w:r>
+              <w:rPr>
+                <w:b/>
+                <w:bCs/>
+              </w:rPr>
+              <w:t>Kennwert</w:t>
+            </w:r>
+          </w:p>
+        </w:tc>
+        <w:tc>
+          <w:tcPr>
+            <w:tcW w:w="0" w:type="auto"/>
+            <w:vAlign w:val="center"/>
+            <w:hideMark/>
+          </w:tcPr>
+          <w:p>
+            <w:pPr>
+              <w:rPr>
+                <w:b/>
+                <w:bCs/>
+              </w:rPr>
+            </w:pPr>
+            <w:r>
+              <w:rPr>
+                <w:b/>
+                <w:bCs/>
+              </w:rPr>
+              <w:t>Ursprüngliche Reihe 1</w:t>
+            </w:r>
+          </w:p>
+        </w:tc>
+        <w:tc>
+          <w:tcPr>
+            <w:tcW w:w="0" w:type="auto"/>
+            <w:vAlign w:val="center"/>
+            <w:hideMark/>
+          </w:tcPr>
+          <w:p>
+            <w:pPr>
+              <w:rPr>
+                <w:b/>
+                <w:bCs/>
+              </w:rPr>
+            </w:pPr>
+            <w:r>
+              <w:rPr>
+                <w:b/>
+                <w:bCs/>
+              </w:rPr>
+              <w:t>Neue Reihe nach Schritt 4</w:t>
+            </w:r>
+          </w:p>
+        </w:tc>
+        <w:tc>
+          <w:tcPr>
+            <w:tcW w:w="0" w:type="auto"/>
+            <w:vAlign w:val="center"/>
+            <w:hideMark/>
+          </w:tcPr>
+          <w:p>
+            <w:pPr>
+              <w:rPr>
+                <w:b/>
+                <w:bCs/>
+              </w:rPr>
+            </w:pPr>
+            <w:r>
+              <w:rPr>
+                <w:b/>
+                <w:bCs/>
+              </w:rPr>
+              <w:t>Veränderung</w:t>
+            </w:r>
+          </w:p>
+        </w:tc>
+      </w:tr>
+      <w:tr>
+        <w:trPr>
+          <w:tblCellSpacing w:w="15" w:type="dxa"/>
+        </w:trPr>
+        <w:tc>
+          <w:tcPr>
+            <w:tcW w:w="0" w:type="auto"/>
+            <w:vAlign w:val="center"/>
+            <w:hideMark/>
+          </w:tcPr>
+          <w:p>
+            <w:r>
+              <w:t>Mittlere euklidische Distanz zum Mittelwert aus Reihen 8–16</w:t>
+            </w:r>
+          </w:p>
+        </w:tc>
+        <w:tc>
+          <w:tcPr>
+            <w:tcW w:w="0" w:type="auto"/>
+            <w:vAlign w:val="center"/>
+            <w:hideMark/>
+          </w:tcPr>
+          <w:p>
+            <w:r>
+              <w:t>0,7153</w:t>
+            </w:r>
+          </w:p>
+        </w:tc>
+        <w:tc>
+          <w:tcPr>
+            <w:tcW w:w="0" w:type="auto"/>
+            <w:vAlign w:val="center"/>
+            <w:hideMark/>
+          </w:tcPr>
+          <w:p>
+            <w:r>
+              <w:t>0,6584</w:t>
+            </w:r>
+          </w:p>
+        </w:tc>
+        <w:tc>
+          <w:tcPr>
+            <w:tcW w:w="0" w:type="auto"/>
+            <w:vAlign w:val="center"/>
+            <w:hideMark/>
+          </w:tcPr>
+          <w:p>
+            <w:r>
+              <w:t>verbessert</w:t>
+            </w:r>
+          </w:p>
+        </w:tc>
+      </w:tr>
+      <w:tr>
+        <w:trPr>
+          <w:tblCellSpacing w:w="15" w:type="dxa"/>
+        </w:trPr>
+        <w:tc>
+          <w:tcPr>
+            <w:tcW w:w="0" w:type="auto"/>
+            <w:vAlign w:val="center"/>
+            <w:hideMark/>
+          </w:tcPr>
+          <w:p>
+            <w:r>
+              <w:t xml:space="preserve">Mittlere </w:t>
+            </w:r>
+            <w:proofErr w:type="spellStart"/>
+            <w:r>
+              <w:t>Kosinusähnlichkeit</w:t>
+            </w:r>
+            <w:proofErr w:type="spellEnd"/>
+            <w:r>
+              <w:t xml:space="preserve"> zum Mittelwert aus Reihen 8–16</w:t>
+            </w:r>
+          </w:p>
+        </w:tc>
+        <w:tc>
+          <w:tcPr>
+            <w:tcW w:w="0" w:type="auto"/>
+            <w:vAlign w:val="center"/>
+            <w:hideMark/>
+          </w:tcPr>
+          <w:p>
+            <w:r>
+              <w:t>0,8625</w:t>
+            </w:r>
+          </w:p>
+        </w:tc>
+        <w:tc>
+          <w:tcPr>
+            <w:tcW w:w="0" w:type="auto"/>
+            <w:vAlign w:val="center"/>
+            <w:hideMark/>
+          </w:tcPr>
+          <w:p>
+            <w:r>
+              <w:t>0,8967</w:t>
+            </w:r>
+          </w:p>
+        </w:tc>
+        <w:tc>
+          <w:tcPr>
+            <w:tcW w:w="0" w:type="auto"/>
+            <w:vAlign w:val="center"/>
+            <w:hideMark/>
+          </w:tcPr>
+          <w:p>
+            <w:r>
+              <w:t>verbessert</w:t>
+            </w:r>
+          </w:p>
+        </w:tc>
+      </w:tr>
+      <w:tr>
+        <w:trPr>
+          <w:tblCellSpacing w:w="15" w:type="dxa"/>
+        </w:trPr>
+        <w:tc>
+          <w:tcPr>
+            <w:tcW w:w="0" w:type="auto"/>
+            <w:vAlign w:val="center"/>
+            <w:hideMark/>
+          </w:tcPr>
+          <w:p>
+            <w:r>
+              <w:t>Verbesserte Sätze nach Distanz</w:t>
+            </w:r>
+          </w:p>
+        </w:tc>
+        <w:tc>
+          <w:tcPr>
+            <w:tcW w:w="0" w:type="auto"/>
+            <w:vAlign w:val="center"/>
+            <w:hideMark/>
+          </w:tcPr>
+          <w:p>
+            <w:r>
+              <w:t>–</w:t>
+            </w:r>
+          </w:p>
+        </w:tc>
+        <w:tc>
+          <w:tcPr>
+            <w:tcW w:w="0" w:type="auto"/>
+            <w:vAlign w:val="center"/>
+            <w:hideMark/>
+          </w:tcPr>
+          <w:p>
+            <w:r>
+              <w:t>33 von 35</w:t>
+            </w:r>
+          </w:p>
+        </w:tc>
+        <w:tc>
+          <w:tcPr>
+            <w:tcW w:w="0" w:type="auto"/>
+            <w:vAlign w:val="center"/>
+            <w:hideMark/>
+          </w:tcPr>
+          <w:p>
+            <w:r>
+              <w:t>deutlich positiv</w:t>
+            </w:r>
+          </w:p>
+        </w:tc>
+      </w:tr>
+      <w:tr>
+        <w:trPr>
+          <w:tblCellSpacing w:w="15" w:type="dxa"/>
+        </w:trPr>
+        <w:tc>
+          <w:tcPr>
+            <w:tcW w:w="0" w:type="auto"/>
+            <w:vAlign w:val="center"/>
+            <w:hideMark/>
+          </w:tcPr>
+          <w:p>
+            <w:r>
+              <w:t>Verschlechterte Sätze nach Distanz</w:t>
+            </w:r>
+          </w:p>
+        </w:tc>
+        <w:tc>
+          <w:tcPr>
+            <w:tcW w:w="0" w:type="auto"/>
+            <w:vAlign w:val="center"/>
+            <w:hideMark/>
+          </w:tcPr>
+          <w:p>
+            <w:r>
+              <w:t>–</w:t>
+            </w:r>
+          </w:p>
+        </w:tc>
+        <w:tc>
+          <w:tcPr>
+            <w:tcW w:w="0" w:type="auto"/>
+            <w:vAlign w:val="center"/>
+            <w:hideMark/>
+          </w:tcPr>
+          <w:p>
+            <w:r>
+              <w:t>1 von 35</w:t>
+            </w:r>
+          </w:p>
+        </w:tc>
+        <w:tc>
+          <w:tcPr>
+            <w:tcW w:w="0" w:type="auto"/>
+            <w:vAlign w:val="center"/>
+            <w:hideMark/>
+          </w:tcPr>
+          <w:p>
+            <w:r>
+              <w:t>gering</w:t>
+            </w:r>
+          </w:p>
+        </w:tc>
+      </w:tr>
+      <w:tr>
+        <w:trPr>
+          <w:tblCellSpacing w:w="15" w:type="dxa"/>
+        </w:trPr>
+        <w:tc>
+          <w:tcPr>
+            <w:tcW w:w="0" w:type="auto"/>
+            <w:vAlign w:val="center"/>
+            <w:hideMark/>
+          </w:tcPr>
+          <w:p>
+            <w:r>
+              <w:t>Unveränderte Sätze nach Distanz</w:t>
+            </w:r>
+          </w:p>
+        </w:tc>
+        <w:tc>
+          <w:tcPr>
+            <w:tcW w:w="0" w:type="auto"/>
+            <w:vAlign w:val="center"/>
+            <w:hideMark/>
+          </w:tcPr>
+          <w:p>
+            <w:r>
+              <w:t>–</w:t>
+            </w:r>
+          </w:p>
+        </w:tc>
+        <w:tc>
+          <w:tcPr>
+            <w:tcW w:w="0" w:type="auto"/>
+            <w:vAlign w:val="center"/>
+            <w:hideMark/>
+          </w:tcPr>
+          <w:p>
+            <w:r>
+              <w:t>1 von 35</w:t>
+            </w:r>
+          </w:p>
+        </w:tc>
+        <w:tc>
+          <w:tcPr>
+            <w:tcW w:w="0" w:type="auto"/>
+            <w:vAlign w:val="center"/>
+            <w:hideMark/>
+          </w:tcPr>
+          <w:p>
+            <w:r>
+              <w:t>stabil</w:t>
+            </w:r>
+          </w:p>
+        </w:tc>
+      </w:tr>
+      <w:tr>
+        <w:trPr>
+          <w:tblCellSpacing w:w="15" w:type="dxa"/>
+        </w:trPr>
+        <w:tc>
+          <w:tcPr>
+            <w:tcW w:w="0" w:type="auto"/>
+            <w:vAlign w:val="center"/>
+            <w:hideMark/>
+          </w:tcPr>
+          <w:p>
+            <w:r>
+              <w:t xml:space="preserve">Verbesserte Sätze nach </w:t>
+            </w:r>
+            <w:proofErr w:type="spellStart"/>
+            <w:r>
+              <w:t>Kosinusähnlichkeit</w:t>
+            </w:r>
+            <w:proofErr w:type="spellEnd"/>
+          </w:p>
+        </w:tc>
+        <w:tc>
+          <w:tcPr>
+            <w:tcW w:w="0" w:type="auto"/>
+            <w:vAlign w:val="center"/>
+            <w:hideMark/>
+          </w:tcPr>
+          <w:p>
+            <w:r>
+              <w:t>–</w:t>
+            </w:r>
+          </w:p>
+        </w:tc>
+        <w:tc>
+          <w:tcPr>
+            <w:tcW w:w="0" w:type="auto"/>
+            <w:vAlign w:val="center"/>
+            <w:hideMark/>
+          </w:tcPr>
+          <w:p>
+            <w:r>
+              <w:t>33 von 35</w:t>
+            </w:r>
+          </w:p>
+        </w:tc>
+        <w:tc>
+          <w:tcPr>
+            <w:tcW w:w="0" w:type="auto"/>
+            <w:vAlign w:val="center"/>
+            <w:hideMark/>
+          </w:tcPr>
+          <w:p>
+            <w:r>
+              <w:t>deutlich positiv</w:t>
+            </w:r>
+          </w:p>
+        </w:tc>
+      </w:tr>
+      <w:tr>
+        <w:trPr>
+          <w:tblCellSpacing w:w="15" w:type="dxa"/>
+        </w:trPr>
+        <w:tc>
+          <w:tcPr>
+            <w:tcW w:w="0" w:type="auto"/>
+            <w:vAlign w:val="center"/>
+            <w:hideMark/>
+          </w:tcPr>
+          <w:p>
+            <w:r>
+              <w:t xml:space="preserve">Verschlechterte Sätze nach </w:t>
+            </w:r>
+            <w:proofErr w:type="spellStart"/>
+            <w:r>
+              <w:t>Kosinusähnlichkeit</w:t>
+            </w:r>
+            <w:proofErr w:type="spellEnd"/>
+          </w:p>
+        </w:tc>
+        <w:tc>
+          <w:tcPr>
+            <w:tcW w:w="0" w:type="auto"/>
+            <w:vAlign w:val="center"/>
+            <w:hideMark/>
+          </w:tcPr>
+          <w:p>
+            <w:r>
+              <w:t>–</w:t>
+            </w:r>
+          </w:p>
+        </w:tc>
+        <w:tc>
+          <w:tcPr>
+            <w:tcW w:w="0" w:type="auto"/>
+            <w:vAlign w:val="center"/>
+            <w:hideMark/>
+          </w:tcPr>
+          <w:p>
+            <w:r>
+              <w:t>1 von 35</w:t>
+            </w:r>
+          </w:p>
+        </w:tc>
+        <w:tc>
+          <w:tcPr>
+            <w:tcW w:w="0" w:type="auto"/>
+            <w:vAlign w:val="center"/>
+            <w:hideMark/>
+          </w:tcPr>
+          <w:p>
+            <w:r>
+              <w:t>gering</w:t>
+            </w:r>
+          </w:p>
+        </w:tc>
+      </w:tr>
+    </w:tbl>
+    <w:p>
+      <w:r>
+        <w:t xml:space="preserve">Die Resultate zeigen eine gegenüber den bisherigen Kalibrierungsschritten nochmals deutlich verbesserte Anschlussfähigkeit. Die mittlere euklidische Distanz sinkt von 0,7153 auf 0,6584, während die mittlere </w:t>
+      </w:r>
+      <w:proofErr w:type="spellStart"/>
+      <w:r>
+        <w:t>Kosinusähnlichkeit</w:t>
+      </w:r>
+      <w:proofErr w:type="spellEnd"/>
+      <w:r>
+        <w:t xml:space="preserve"> von 0,8625 auf 0,8967 ansteigt. Besonders stark ist dieser Befund deshalb, weil nicht nur ein globaler Mittelwert verbessert wird, sondern </w:t>
+      </w:r>
+      <w:r>
+        <w:rPr>
+          <w:b/>
+          <w:bCs/>
+        </w:rPr>
+        <w:t>33 der 35 Einzelsätze</w:t>
+      </w:r>
+      <w:r>
+        <w:t xml:space="preserve"> in beiden Gütemaßen näher an das Referenzfeld rücken. Damit wird die Annahme bestätigt, dass die früheren Abweichungen nicht primär auf isolierte Fehlgewichte einzelner Klassen zurückzuführen waren, sondern auf eine systematische Verzerrung des gesamten semantischen Feldes.</w:t>
+      </w:r>
+    </w:p>
+    <w:p>
+      <w:pPr>
+        <w:rPr>
+          <w:b/>
+          <w:bCs/>
+        </w:rPr>
+      </w:pPr>
+      <w:r>
+        <w:rPr>
+          <w:b/>
+          <w:bCs/>
+        </w:rPr>
+        <w:t>Tabelle 5.4.x.2: Dimensionsbezogene Mittelwerte und Abweichungen</w:t>
+      </w:r>
+    </w:p>
+    <w:tbl>
+      <w:tblPr>
+        <w:tblW w:w="0" w:type="auto"/>
+        <w:tblCellSpacing w:w="15" w:type="dxa"/>
+        <w:tblCellMar>
+          <w:top w:w="15" w:type="dxa"/>
+          <w:left w:w="15" w:type="dxa"/>
+          <w:bottom w:w="15" w:type="dxa"/>
+          <w:right w:w="15" w:type="dxa"/>
+        </w:tblCellMar>
+        <w:tblLook w:val="04A0" w:firstRow="1" w:lastRow="0" w:firstColumn="1" w:lastColumn="0" w:noHBand="0" w:noVBand="1"/>
+      </w:tblPr>
+      <w:tblGrid>
+        <w:gridCol w:w="1214"/>
+        <w:gridCol w:w="990"/>
+        <w:gridCol w:w="1108"/>
+        <w:gridCol w:w="2151"/>
+        <w:gridCol w:w="1609"/>
+        <w:gridCol w:w="1742"/>
+      </w:tblGrid>
+      <w:tr>
+        <w:trPr>
+          <w:tblHeader/>
+          <w:tblCellSpacing w:w="15" w:type="dxa"/>
+        </w:trPr>
+        <w:tc>
+          <w:tcPr>
+            <w:tcW w:w="0" w:type="auto"/>
+            <w:vAlign w:val="center"/>
+            <w:hideMark/>
+          </w:tcPr>
+          <w:p>
+            <w:pPr>
+              <w:rPr>
+                <w:b/>
+                <w:bCs/>
+              </w:rPr>
+            </w:pPr>
+            <w:r>
+              <w:rPr>
+                <w:b/>
+                <w:bCs/>
+              </w:rPr>
+              <w:t>Dimension</w:t>
+            </w:r>
+          </w:p>
+        </w:tc>
+        <w:tc>
+          <w:tcPr>
+            <w:tcW w:w="0" w:type="auto"/>
+            <w:vAlign w:val="center"/>
+            <w:hideMark/>
+          </w:tcPr>
+          <w:p>
+            <w:pPr>
+              <w:rPr>
+                <w:b/>
+                <w:bCs/>
+              </w:rPr>
+            </w:pPr>
+            <w:r>
+              <w:rPr>
+                <w:b/>
+                <w:bCs/>
+              </w:rPr>
+              <w:t>Mittel alt</w:t>
+            </w:r>
+          </w:p>
+        </w:tc>
+        <w:tc>
+          <w:tcPr>
+            <w:tcW w:w="0" w:type="auto"/>
+            <w:vAlign w:val="center"/>
+            <w:hideMark/>
+          </w:tcPr>
+          <w:p>
+            <w:pPr>
+              <w:rPr>
+                <w:b/>
+                <w:bCs/>
+              </w:rPr>
+            </w:pPr>
+            <w:r>
+              <w:rPr>
+                <w:b/>
+                <w:bCs/>
+              </w:rPr>
+              <w:t>Mittel neu</w:t>
+            </w:r>
+          </w:p>
+        </w:tc>
+        <w:tc>
+          <w:tcPr>
+            <w:tcW w:w="0" w:type="auto"/>
+            <w:vAlign w:val="center"/>
+            <w:hideMark/>
+          </w:tcPr>
+          <w:p>
+            <w:pPr>
+              <w:rPr>
+                <w:b/>
+                <w:bCs/>
+              </w:rPr>
+            </w:pPr>
+            <w:r>
+              <w:rPr>
+                <w:b/>
+                <w:bCs/>
+              </w:rPr>
+              <w:t>Mittel Referenz 8–16</w:t>
+            </w:r>
+          </w:p>
+        </w:tc>
+        <w:tc>
+          <w:tcPr>
+            <w:tcW w:w="0" w:type="auto"/>
+            <w:vAlign w:val="center"/>
+            <w:hideMark/>
+          </w:tcPr>
+          <w:p>
+            <w:pPr>
+              <w:rPr>
+                <w:b/>
+                <w:bCs/>
+              </w:rPr>
+            </w:pPr>
+            <w:r>
+              <w:rPr>
+                <w:b/>
+                <w:bCs/>
+              </w:rPr>
+              <w:t>Abweichung alt</w:t>
+            </w:r>
+          </w:p>
+        </w:tc>
+        <w:tc>
+          <w:tcPr>
+            <w:tcW w:w="0" w:type="auto"/>
+            <w:vAlign w:val="center"/>
+            <w:hideMark/>
+          </w:tcPr>
+          <w:p>
+            <w:pPr>
+              <w:rPr>
+                <w:b/>
+                <w:bCs/>
+              </w:rPr>
+            </w:pPr>
+            <w:r>
+              <w:rPr>
+                <w:b/>
+                <w:bCs/>
+              </w:rPr>
+              <w:t>Abweichung neu</w:t>
+            </w:r>
+          </w:p>
+        </w:tc>
+      </w:tr>
+      <w:tr>
+        <w:trPr>
+          <w:tblCellSpacing w:w="15" w:type="dxa"/>
+        </w:trPr>
+        <w:tc>
+          <w:tcPr>
+            <w:tcW w:w="0" w:type="auto"/>
+            <w:vAlign w:val="center"/>
+            <w:hideMark/>
+          </w:tcPr>
+          <w:p>
+            <w:r>
+              <w:t>Kognition</w:t>
+            </w:r>
+          </w:p>
+        </w:tc>
+        <w:tc>
+          <w:tcPr>
+            <w:tcW w:w="0" w:type="auto"/>
+            <w:vAlign w:val="center"/>
+            <w:hideMark/>
+          </w:tcPr>
+          <w:p>
+            <w:r>
+              <w:t>0,5592</w:t>
+            </w:r>
+          </w:p>
+        </w:tc>
+        <w:tc>
+          <w:tcPr>
+            <w:tcW w:w="0" w:type="auto"/>
+            <w:vAlign w:val="center"/>
+            <w:hideMark/>
+          </w:tcPr>
+          <w:p>
+            <w:r>
+              <w:t>0,4946</w:t>
+            </w:r>
+          </w:p>
+        </w:tc>
+        <w:tc>
+          <w:tcPr>
+            <w:tcW w:w="0" w:type="auto"/>
+            <w:vAlign w:val="center"/>
+            <w:hideMark/>
+          </w:tcPr>
+          <w:p>
+            <w:r>
+              <w:t>0,5745</w:t>
+            </w:r>
+          </w:p>
+        </w:tc>
+        <w:tc>
+          <w:tcPr>
+            <w:tcW w:w="0" w:type="auto"/>
+            <w:vAlign w:val="center"/>
+            <w:hideMark/>
+          </w:tcPr>
+          <w:p>
+            <w:r>
+              <w:t>-0,0153</w:t>
+            </w:r>
+          </w:p>
+        </w:tc>
+        <w:tc>
+          <w:tcPr>
+            <w:tcW w:w="0" w:type="auto"/>
+            <w:vAlign w:val="center"/>
+            <w:hideMark/>
+          </w:tcPr>
+          <w:p>
+            <w:r>
+              <w:t>-0,0798</w:t>
+            </w:r>
+          </w:p>
+        </w:tc>
+      </w:tr>
+      <w:tr>
+        <w:trPr>
+          <w:tblCellSpacing w:w="15" w:type="dxa"/>
+        </w:trPr>
+        <w:tc>
+          <w:tcPr>
+            <w:tcW w:w="0" w:type="auto"/>
+            <w:vAlign w:val="center"/>
+            <w:hideMark/>
+          </w:tcPr>
+          <w:p>
+            <w:r>
+              <w:t>Sozial</w:t>
+            </w:r>
+          </w:p>
+        </w:tc>
+        <w:tc>
+          <w:tcPr>
+            <w:tcW w:w="0" w:type="auto"/>
+            <w:vAlign w:val="center"/>
+            <w:hideMark/>
+          </w:tcPr>
+          <w:p>
+            <w:r>
+              <w:t>0,0408</w:t>
+            </w:r>
+          </w:p>
+        </w:tc>
+        <w:tc>
+          <w:tcPr>
+            <w:tcW w:w="0" w:type="auto"/>
+            <w:vAlign w:val="center"/>
+            <w:hideMark/>
+          </w:tcPr>
+          <w:p>
+            <w:r>
+              <w:t>0,0668</w:t>
+            </w:r>
+          </w:p>
+        </w:tc>
+        <w:tc>
+          <w:tcPr>
+            <w:tcW w:w="0" w:type="auto"/>
+            <w:vAlign w:val="center"/>
+            <w:hideMark/>
+          </w:tcPr>
+          <w:p>
+            <w:r>
+              <w:t>0,1214</w:t>
+            </w:r>
+          </w:p>
+        </w:tc>
+        <w:tc>
+          <w:tcPr>
+            <w:tcW w:w="0" w:type="auto"/>
+            <w:vAlign w:val="center"/>
+            <w:hideMark/>
+          </w:tcPr>
+          <w:p>
+            <w:r>
+              <w:t>-0,0806</w:t>
+            </w:r>
+          </w:p>
+        </w:tc>
+        <w:tc>
+          <w:tcPr>
+            <w:tcW w:w="0" w:type="auto"/>
+            <w:vAlign w:val="center"/>
+            <w:hideMark/>
+          </w:tcPr>
+          <w:p>
+            <w:r>
+              <w:t>-0,0546</w:t>
+            </w:r>
+          </w:p>
+        </w:tc>
+      </w:tr>
+      <w:tr>
+        <w:trPr>
+          <w:tblCellSpacing w:w="15" w:type="dxa"/>
+        </w:trPr>
+        <w:tc>
+          <w:tcPr>
+            <w:tcW w:w="0" w:type="auto"/>
+            <w:vAlign w:val="center"/>
+            <w:hideMark/>
+          </w:tcPr>
+          <w:p>
+            <w:r>
+              <w:t>Affektiv</w:t>
+            </w:r>
+          </w:p>
+        </w:tc>
+        <w:tc>
+          <w:tcPr>
+            <w:tcW w:w="0" w:type="auto"/>
+            <w:vAlign w:val="center"/>
+            <w:hideMark/>
+          </w:tcPr>
+          <w:p>
+            <w:r>
+              <w:t>0,1622</w:t>
+            </w:r>
+          </w:p>
+        </w:tc>
+        <w:tc>
+          <w:tcPr>
+            <w:tcW w:w="0" w:type="auto"/>
+            <w:vAlign w:val="center"/>
+            <w:hideMark/>
+          </w:tcPr>
+          <w:p>
+            <w:r>
+              <w:t>0,1258</w:t>
+            </w:r>
+          </w:p>
+        </w:tc>
+        <w:tc>
+          <w:tcPr>
+            <w:tcW w:w="0" w:type="auto"/>
+            <w:vAlign w:val="center"/>
+            <w:hideMark/>
+          </w:tcPr>
+          <w:p>
+            <w:r>
+              <w:t>0,1242</w:t>
+            </w:r>
+          </w:p>
+        </w:tc>
+        <w:tc>
+          <w:tcPr>
+            <w:tcW w:w="0" w:type="auto"/>
+            <w:vAlign w:val="center"/>
+            <w:hideMark/>
+          </w:tcPr>
+          <w:p>
+            <w:r>
+              <w:t>+0,0380</w:t>
+            </w:r>
+          </w:p>
+        </w:tc>
+        <w:tc>
+          <w:tcPr>
+            <w:tcW w:w="0" w:type="auto"/>
+            <w:vAlign w:val="center"/>
+            <w:hideMark/>
+          </w:tcPr>
+          <w:p>
+            <w:r>
+              <w:t>+0,0016</w:t>
+            </w:r>
+          </w:p>
+        </w:tc>
+      </w:tr>
+      <w:tr>
+        <w:trPr>
+          <w:tblCellSpacing w:w="15" w:type="dxa"/>
+        </w:trPr>
+        <w:tc>
+          <w:tcPr>
+            <w:tcW w:w="0" w:type="auto"/>
+            <w:vAlign w:val="center"/>
+            <w:hideMark/>
+          </w:tcPr>
+          <w:p>
+            <w:r>
+              <w:t>Motivation</w:t>
+            </w:r>
+          </w:p>
+        </w:tc>
+        <w:tc>
+          <w:tcPr>
+            <w:tcW w:w="0" w:type="auto"/>
+            <w:vAlign w:val="center"/>
+            <w:hideMark/>
+          </w:tcPr>
+          <w:p>
+            <w:r>
+              <w:t>0,2780</w:t>
+            </w:r>
+          </w:p>
+        </w:tc>
+        <w:tc>
+          <w:tcPr>
+            <w:tcW w:w="0" w:type="auto"/>
+            <w:vAlign w:val="center"/>
+            <w:hideMark/>
+          </w:tcPr>
+          <w:p>
+            <w:r>
+              <w:t>0,3388</w:t>
+            </w:r>
+          </w:p>
+        </w:tc>
+        <w:tc>
+          <w:tcPr>
+            <w:tcW w:w="0" w:type="auto"/>
+            <w:vAlign w:val="center"/>
+            <w:hideMark/>
+          </w:tcPr>
+          <w:p>
+            <w:r>
+              <w:t>0,5331</w:t>
+            </w:r>
+          </w:p>
+        </w:tc>
+        <w:tc>
+          <w:tcPr>
+            <w:tcW w:w="0" w:type="auto"/>
+            <w:vAlign w:val="center"/>
+            <w:hideMark/>
+          </w:tcPr>
+          <w:p>
+            <w:r>
+              <w:t>-0,2551</w:t>
+            </w:r>
+          </w:p>
+        </w:tc>
+        <w:tc>
+          <w:tcPr>
+            <w:tcW w:w="0" w:type="auto"/>
+            <w:vAlign w:val="center"/>
+            <w:hideMark/>
+          </w:tcPr>
+          <w:p>
+            <w:r>
+              <w:t>-0,1943</w:t>
+            </w:r>
+          </w:p>
+        </w:tc>
+      </w:tr>
+      <w:tr>
+        <w:trPr>
+          <w:tblCellSpacing w:w="15" w:type="dxa"/>
+        </w:trPr>
+        <w:tc>
+          <w:tcPr>
+            <w:tcW w:w="0" w:type="auto"/>
+            <w:vAlign w:val="center"/>
+            <w:hideMark/>
+          </w:tcPr>
+          <w:p>
+            <w:r>
+              <w:t>Methodik</w:t>
+            </w:r>
+          </w:p>
+        </w:tc>
+        <w:tc>
+          <w:tcPr>
+            <w:tcW w:w="0" w:type="auto"/>
+            <w:vAlign w:val="center"/>
+            <w:hideMark/>
+          </w:tcPr>
+          <w:p>
+            <w:r>
+              <w:t>0,4004</w:t>
+            </w:r>
+          </w:p>
+        </w:tc>
+        <w:tc>
+          <w:tcPr>
+            <w:tcW w:w="0" w:type="auto"/>
+            <w:vAlign w:val="center"/>
+            <w:hideMark/>
+          </w:tcPr>
+          <w:p>
+            <w:r>
+              <w:t>0,4054</w:t>
+            </w:r>
+          </w:p>
+        </w:tc>
+        <w:tc>
+          <w:tcPr>
+            <w:tcW w:w="0" w:type="auto"/>
+            <w:vAlign w:val="center"/>
+            <w:hideMark/>
+          </w:tcPr>
+          <w:p>
+            <w:r>
+              <w:t>0,5623</w:t>
+            </w:r>
+          </w:p>
+        </w:tc>
+        <w:tc>
+          <w:tcPr>
+            <w:tcW w:w="0" w:type="auto"/>
+            <w:vAlign w:val="center"/>
+            <w:hideMark/>
+          </w:tcPr>
+          <w:p>
+            <w:r>
+              <w:t>-0,1620</w:t>
+            </w:r>
+          </w:p>
+        </w:tc>
+        <w:tc>
+          <w:tcPr>
+            <w:tcW w:w="0" w:type="auto"/>
+            <w:vAlign w:val="center"/>
+            <w:hideMark/>
+          </w:tcPr>
+          <w:p>
+            <w:r>
+              <w:t>-0,1570</w:t>
+            </w:r>
+          </w:p>
+        </w:tc>
+      </w:tr>
+      <w:tr>
+        <w:trPr>
+          <w:tblCellSpacing w:w="15" w:type="dxa"/>
+        </w:trPr>
+        <w:tc>
+          <w:tcPr>
+            <w:tcW w:w="0" w:type="auto"/>
+            <w:vAlign w:val="center"/>
+            <w:hideMark/>
+          </w:tcPr>
+          <w:p>
+            <w:r>
+              <w:t>Performanz</w:t>
+            </w:r>
+          </w:p>
+        </w:tc>
+        <w:tc>
+          <w:tcPr>
+            <w:tcW w:w="0" w:type="auto"/>
+            <w:vAlign w:val="center"/>
+            <w:hideMark/>
+          </w:tcPr>
+          <w:p>
+            <w:r>
+              <w:t>0,3769</w:t>
+            </w:r>
+          </w:p>
+        </w:tc>
+        <w:tc>
+          <w:tcPr>
+            <w:tcW w:w="0" w:type="auto"/>
+            <w:vAlign w:val="center"/>
+            <w:hideMark/>
+          </w:tcPr>
+          <w:p>
+            <w:r>
+              <w:t>0,4185</w:t>
+            </w:r>
+          </w:p>
+        </w:tc>
+        <w:tc>
+          <w:tcPr>
+            <w:tcW w:w="0" w:type="auto"/>
+            <w:vAlign w:val="center"/>
+            <w:hideMark/>
+          </w:tcPr>
+          <w:p>
+            <w:r>
+              <w:t>0,5642</w:t>
+            </w:r>
+          </w:p>
+        </w:tc>
+        <w:tc>
+          <w:tcPr>
+            <w:tcW w:w="0" w:type="auto"/>
+            <w:vAlign w:val="center"/>
+            <w:hideMark/>
+          </w:tcPr>
+          <w:p>
+            <w:r>
+              <w:t>-0,1873</w:t>
+            </w:r>
+          </w:p>
+        </w:tc>
+        <w:tc>
+          <w:tcPr>
+            <w:tcW w:w="0" w:type="auto"/>
+            <w:vAlign w:val="center"/>
+            <w:hideMark/>
+          </w:tcPr>
+          <w:p>
+            <w:r>
+              <w:t>-0,1457</w:t>
+            </w:r>
+          </w:p>
+        </w:tc>
+      </w:tr>
+      <w:tr>
+        <w:trPr>
+          <w:tblCellSpacing w:w="15" w:type="dxa"/>
+        </w:trPr>
+        <w:tc>
+          <w:tcPr>
+            <w:tcW w:w="0" w:type="auto"/>
+            <w:vAlign w:val="center"/>
+            <w:hideMark/>
+          </w:tcPr>
+          <w:p>
+            <w:r>
+              <w:t>Regulation</w:t>
+            </w:r>
+          </w:p>
+        </w:tc>
+        <w:tc>
+          <w:tcPr>
+            <w:tcW w:w="0" w:type="auto"/>
+            <w:vAlign w:val="center"/>
+            <w:hideMark/>
+          </w:tcPr>
+          <w:p>
+            <w:r>
+              <w:t>0,3313</w:t>
+            </w:r>
+          </w:p>
+        </w:tc>
+        <w:tc>
+          <w:tcPr>
+            <w:tcW w:w="0" w:type="auto"/>
+            <w:vAlign w:val="center"/>
+            <w:hideMark/>
+          </w:tcPr>
+          <w:p>
+            <w:r>
+              <w:t>0,3702</w:t>
+            </w:r>
+          </w:p>
+        </w:tc>
+        <w:tc>
+          <w:tcPr>
+            <w:tcW w:w="0" w:type="auto"/>
+            <w:vAlign w:val="center"/>
+            <w:hideMark/>
+          </w:tcPr>
+          <w:p>
+            <w:r>
+              <w:t>0,5597</w:t>
+            </w:r>
+          </w:p>
+        </w:tc>
+        <w:tc>
+          <w:tcPr>
+            <w:tcW w:w="0" w:type="auto"/>
+            <w:vAlign w:val="center"/>
+            <w:hideMark/>
+          </w:tcPr>
+          <w:p>
+            <w:r>
+              <w:t>-0,2284</w:t>
+            </w:r>
+          </w:p>
+        </w:tc>
+        <w:tc>
+          <w:tcPr>
+            <w:tcW w:w="0" w:type="auto"/>
+            <w:vAlign w:val="center"/>
+            <w:hideMark/>
+          </w:tcPr>
+          <w:p>
+            <w:r>
+              <w:t>-0,1894</w:t>
+            </w:r>
+          </w:p>
+        </w:tc>
+      </w:tr>
+    </w:tbl>
+    <w:p>
+      <w:r>
+        <w:t xml:space="preserve">Die dimensionsbezogene Analyse zeigt ein differenziertes Bild. Besonders deutlich verbessert werden </w:t>
+      </w:r>
+      <w:r>
+        <w:rPr>
+          <w:b/>
+          <w:bCs/>
+        </w:rPr>
+        <w:t>Affektiv</w:t>
+      </w:r>
+      <w:r>
+        <w:t xml:space="preserve">, </w:t>
+      </w:r>
+      <w:r>
+        <w:rPr>
+          <w:b/>
+          <w:bCs/>
+        </w:rPr>
+        <w:t>Motivation</w:t>
+      </w:r>
+      <w:r>
+        <w:t xml:space="preserve">, </w:t>
+      </w:r>
+      <w:r>
+        <w:rPr>
+          <w:b/>
+          <w:bCs/>
+        </w:rPr>
+        <w:t>Performanz</w:t>
+      </w:r>
+      <w:r>
+        <w:t xml:space="preserve">, </w:t>
+      </w:r>
+      <w:r>
+        <w:rPr>
+          <w:b/>
+          <w:bCs/>
+        </w:rPr>
+        <w:t>Regulation</w:t>
+      </w:r>
+      <w:r>
+        <w:t xml:space="preserve"> und in geringerem Umfang </w:t>
+      </w:r>
+      <w:r>
+        <w:rPr>
+          <w:b/>
+          <w:bCs/>
+        </w:rPr>
+        <w:lastRenderedPageBreak/>
+        <w:t>Sozial</w:t>
+      </w:r>
+      <w:r>
+        <w:t xml:space="preserve"> sowie </w:t>
+      </w:r>
+      <w:r>
+        <w:rPr>
+          <w:b/>
+          <w:bCs/>
+        </w:rPr>
+        <w:t>Methodik</w:t>
+      </w:r>
+      <w:r>
+        <w:t xml:space="preserve">. Die globale Transformation wirkt damit vor allem dort, wo das Ausgangssystem zuvor zu flach oder unterrepräsentiert war. Eine Ausnahme bildet die Dimension </w:t>
+      </w:r>
+      <w:r>
+        <w:rPr>
+          <w:b/>
+          <w:bCs/>
+        </w:rPr>
+        <w:t>Kognition</w:t>
+      </w:r>
+      <w:r>
+        <w:t>: Während die ursprüngliche Reihe 1 hier fast exakt am Referenzmittel lag, verschiebt sich die neue Reihe etwas unter das Referenzniveau. Diese Verschiebung ist jedoch fachlich gut interpretierbar. Die globale Kalibrierung korrigiert nicht nur Mittelwerte, sondern verändert die Verteilung im gesamten Vektorraum; dadurch wird die zuvor übergreifende kognitive Dominanz zugunsten einer stärkeren Differenzierung nicht-kognitiver Dimensionen reduziert. Der leichte Verlust an Passung in der Kognition ist daher als Preis einer insgesamt ausgewogeneren Feldstruktur zu lesen, nicht als Rückschritt des Modells.</w:t>
+      </w:r>
+    </w:p>
+    <w:p>
+      <w:pPr>
+        <w:rPr>
+          <w:b/>
+          <w:bCs/>
+        </w:rPr>
+      </w:pPr>
+      <w:r>
+        <w:rPr>
+          <w:b/>
+          <w:bCs/>
+        </w:rPr>
+        <w:t>Tabelle 5.4.x.3: Sätze mit den stärksten Verbesserungen</w:t>
+      </w:r>
+    </w:p>
+    <w:tbl>
+      <w:tblPr>
+        <w:tblW w:w="0" w:type="auto"/>
+        <w:tblCellSpacing w:w="15" w:type="dxa"/>
+        <w:tblCellMar>
+          <w:top w:w="15" w:type="dxa"/>
+          <w:left w:w="15" w:type="dxa"/>
+          <w:bottom w:w="15" w:type="dxa"/>
+          <w:right w:w="15" w:type="dxa"/>
+        </w:tblCellMar>
+        <w:tblLook w:val="04A0" w:firstRow="1" w:lastRow="0" w:firstColumn="1" w:lastColumn="0" w:noHBand="0" w:noVBand="1"/>
+      </w:tblPr>
+      <w:tblGrid>
+        <w:gridCol w:w="734"/>
+        <w:gridCol w:w="5940"/>
+        <w:gridCol w:w="2398"/>
+      </w:tblGrid>
+      <w:tr>
+        <w:trPr>
+          <w:tblHeader/>
+          <w:tblCellSpacing w:w="15" w:type="dxa"/>
+        </w:trPr>
+        <w:tc>
+          <w:tcPr>
+            <w:tcW w:w="0" w:type="auto"/>
+            <w:vAlign w:val="center"/>
+            <w:hideMark/>
+          </w:tcPr>
+          <w:p>
+            <w:pPr>
+              <w:rPr>
+                <w:b/>
+                <w:bCs/>
+              </w:rPr>
+            </w:pPr>
+            <w:r>
+              <w:rPr>
+                <w:b/>
+                <w:bCs/>
+              </w:rPr>
+              <w:t>Satz-ID</w:t>
+            </w:r>
+          </w:p>
+        </w:tc>
+        <w:tc>
+          <w:tcPr>
+            <w:tcW w:w="0" w:type="auto"/>
+            <w:vAlign w:val="center"/>
+            <w:hideMark/>
+          </w:tcPr>
+          <w:p>
+            <w:pPr>
+              <w:rPr>
+                <w:b/>
+                <w:bCs/>
+              </w:rPr>
+            </w:pPr>
+            <w:r>
+              <w:rPr>
+                <w:b/>
+                <w:bCs/>
+              </w:rPr>
+              <w:t>Kurzbeschreibung</w:t>
+            </w:r>
+          </w:p>
+        </w:tc>
+        <w:tc>
+          <w:tcPr>
+            <w:tcW w:w="0" w:type="auto"/>
+            <w:vAlign w:val="center"/>
+            <w:hideMark/>
+          </w:tcPr>
+          <w:p>
+            <w:pPr>
+              <w:rPr>
+                <w:b/>
+                <w:bCs/>
+              </w:rPr>
+            </w:pPr>
+            <w:r>
+              <w:rPr>
+                <w:b/>
+                <w:bCs/>
+              </w:rPr>
+              <w:t>Verbesserung der Distanz</w:t>
+            </w:r>
+          </w:p>
+        </w:tc>
+      </w:tr>
+      <w:tr>
+        <w:trPr>
+          <w:tblCellSpacing w:w="15" w:type="dxa"/>
+        </w:trPr>
+        <w:tc>
+          <w:tcPr>
+            <w:tcW w:w="0" w:type="auto"/>
+            <w:vAlign w:val="center"/>
+            <w:hideMark/>
+          </w:tcPr>
+          <w:p>
+            <w:r>
+              <w:t>4</w:t>
+            </w:r>
+          </w:p>
+        </w:tc>
+        <w:tc>
+          <w:tcPr>
+            <w:tcW w:w="0" w:type="auto"/>
+            <w:vAlign w:val="center"/>
+            <w:hideMark/>
+          </w:tcPr>
+          <w:p>
+            <w:r>
+              <w:t>nur bedingt in Diagrammen/Skizzen/Mindmaps visualisieren</w:t>
+            </w:r>
+          </w:p>
+        </w:tc>
+        <w:tc>
+          <w:tcPr>
+            <w:tcW w:w="0" w:type="auto"/>
+            <w:vAlign w:val="center"/>
+            <w:hideMark/>
+          </w:tcPr>
+          <w:p>
+            <w:r>
+              <w:t>+0,2603</w:t>
+            </w:r>
+          </w:p>
+        </w:tc>
+      </w:tr>
+      <w:tr>
+        <w:trPr>
+          <w:tblCellSpacing w:w="15" w:type="dxa"/>
+        </w:trPr>
+        <w:tc>
+          <w:tcPr>
+            <w:tcW w:w="0" w:type="auto"/>
+            <w:vAlign w:val="center"/>
+            <w:hideMark/>
+          </w:tcPr>
+          <w:p>
+            <w:r>
+              <w:t>12</w:t>
+            </w:r>
+          </w:p>
+        </w:tc>
+        <w:tc>
+          <w:tcPr>
+            <w:tcW w:w="0" w:type="auto"/>
+            <w:vAlign w:val="center"/>
+            <w:hideMark/>
+          </w:tcPr>
+          <w:p>
+            <w:r>
+              <w:t>Dreisatz wird langsam / Einh.-</w:t>
+            </w:r>
+            <w:proofErr w:type="spellStart"/>
+            <w:r>
+              <w:t>Aufg</w:t>
+            </w:r>
+            <w:proofErr w:type="spellEnd"/>
+            <w:r>
+              <w:t>. lösen</w:t>
+            </w:r>
+          </w:p>
+        </w:tc>
+        <w:tc>
+          <w:tcPr>
+            <w:tcW w:w="0" w:type="auto"/>
+            <w:vAlign w:val="center"/>
+            <w:hideMark/>
+          </w:tcPr>
+          <w:p>
+            <w:r>
+              <w:t>+0,1533</w:t>
+            </w:r>
+          </w:p>
+        </w:tc>
+      </w:tr>
+      <w:tr>
+        <w:trPr>
+          <w:tblCellSpacing w:w="15" w:type="dxa"/>
+        </w:trPr>
+        <w:tc>
+          <w:tcPr>
+            <w:tcW w:w="0" w:type="auto"/>
+            <w:vAlign w:val="center"/>
+            <w:hideMark/>
+          </w:tcPr>
+          <w:p>
+            <w:r>
+              <w:t>32</w:t>
+            </w:r>
+          </w:p>
+        </w:tc>
+        <w:tc>
+          <w:tcPr>
+            <w:tcW w:w="0" w:type="auto"/>
+            <w:vAlign w:val="center"/>
+            <w:hideMark/>
+          </w:tcPr>
+          <w:p>
+            <w:r>
+              <w:t>ist meistens in der Lage, Aufgaben ohne Hilfe zu bearbeiten</w:t>
+            </w:r>
+          </w:p>
+        </w:tc>
+        <w:tc>
+          <w:tcPr>
+            <w:tcW w:w="0" w:type="auto"/>
+            <w:vAlign w:val="center"/>
+            <w:hideMark/>
+          </w:tcPr>
+          <w:p>
+            <w:r>
+              <w:t>+0,1306</w:t>
+            </w:r>
+          </w:p>
+        </w:tc>
+      </w:tr>
+      <w:tr>
+        <w:trPr>
+          <w:tblCellSpacing w:w="15" w:type="dxa"/>
+        </w:trPr>
+        <w:tc>
+          <w:tcPr>
+            <w:tcW w:w="0" w:type="auto"/>
+            <w:vAlign w:val="center"/>
+            <w:hideMark/>
+          </w:tcPr>
+          <w:p>
+            <w:r>
+              <w:t>3</w:t>
+            </w:r>
+          </w:p>
+        </w:tc>
+        <w:tc>
+          <w:tcPr>
+            <w:tcW w:w="0" w:type="auto"/>
+            <w:vAlign w:val="center"/>
+            <w:hideMark/>
+          </w:tcPr>
+          <w:p>
+            <w:r>
+              <w:t>zeigt meistens Engagement bei der Vorbereitung</w:t>
+            </w:r>
+          </w:p>
+        </w:tc>
+        <w:tc>
+          <w:tcPr>
+            <w:tcW w:w="0" w:type="auto"/>
+            <w:vAlign w:val="center"/>
+            <w:hideMark/>
+          </w:tcPr>
+          <w:p>
+            <w:r>
+              <w:t>+0,1190</w:t>
+            </w:r>
+          </w:p>
+        </w:tc>
+      </w:tr>
+      <w:tr>
+        <w:trPr>
+          <w:tblCellSpacing w:w="15" w:type="dxa"/>
+        </w:trPr>
+        <w:tc>
+          <w:tcPr>
+            <w:tcW w:w="0" w:type="auto"/>
+            <w:vAlign w:val="center"/>
+            <w:hideMark/>
+          </w:tcPr>
+          <w:p>
+            <w:r>
+              <w:t>25</w:t>
+            </w:r>
+          </w:p>
+        </w:tc>
+        <w:tc>
+          <w:tcPr>
+            <w:tcW w:w="0" w:type="auto"/>
+            <w:vAlign w:val="center"/>
+            <w:hideMark/>
+          </w:tcPr>
+          <w:p>
+            <w:r>
+              <w:t>Aufgabenänderungen stressen den Schüler nur wenig</w:t>
+            </w:r>
+          </w:p>
+        </w:tc>
+        <w:tc>
+          <w:tcPr>
+            <w:tcW w:w="0" w:type="auto"/>
+            <w:vAlign w:val="center"/>
+            <w:hideMark/>
+          </w:tcPr>
+          <w:p>
+            <w:r>
+              <w:t>+0,1007</w:t>
+            </w:r>
+          </w:p>
+        </w:tc>
+      </w:tr>
+      <w:tr>
+        <w:trPr>
+          <w:tblCellSpacing w:w="15" w:type="dxa"/>
+        </w:trPr>
+        <w:tc>
+          <w:tcPr>
+            <w:tcW w:w="0" w:type="auto"/>
+            <w:vAlign w:val="center"/>
+            <w:hideMark/>
+          </w:tcPr>
+          <w:p>
+            <w:r>
+              <w:t>17</w:t>
+            </w:r>
+          </w:p>
+        </w:tc>
+        <w:tc>
+          <w:tcPr>
+            <w:tcW w:w="0" w:type="auto"/>
+            <w:vAlign w:val="center"/>
+            <w:hideMark/>
+          </w:tcPr>
+          <w:p>
+            <w:r>
+              <w:t>konnte durch die Nachhilfe seine Noten etwas verbessern</w:t>
+            </w:r>
+          </w:p>
+        </w:tc>
+        <w:tc>
+          <w:tcPr>
+            <w:tcW w:w="0" w:type="auto"/>
+            <w:vAlign w:val="center"/>
+            <w:hideMark/>
+          </w:tcPr>
+          <w:p>
+            <w:r>
+              <w:t>+0,0991</w:t>
+            </w:r>
+          </w:p>
+        </w:tc>
+      </w:tr>
+      <w:tr>
+        <w:trPr>
+          <w:tblCellSpacing w:w="15" w:type="dxa"/>
+        </w:trPr>
+        <w:tc>
+          <w:tcPr>
+            <w:tcW w:w="0" w:type="auto"/>
+            <w:vAlign w:val="center"/>
+            <w:hideMark/>
+          </w:tcPr>
+          <w:p>
+            <w:r>
+              <w:t>10</w:t>
+            </w:r>
+          </w:p>
+        </w:tc>
+        <w:tc>
+          <w:tcPr>
+            <w:tcW w:w="0" w:type="auto"/>
+            <w:vAlign w:val="center"/>
+            <w:hideMark/>
+          </w:tcPr>
+          <w:p>
+            <w:r>
+              <w:t>Eigenständige Arbeit … jedoch Problem beim Aufgabenverständnis</w:t>
+            </w:r>
+          </w:p>
+        </w:tc>
+        <w:tc>
+          <w:tcPr>
+            <w:tcW w:w="0" w:type="auto"/>
+            <w:vAlign w:val="center"/>
+            <w:hideMark/>
+          </w:tcPr>
+          <w:p>
+            <w:r>
+              <w:t>+0,0989</w:t>
+            </w:r>
+          </w:p>
+        </w:tc>
+      </w:tr>
+      <w:tr>
+        <w:trPr>
+          <w:tblCellSpacing w:w="15" w:type="dxa"/>
+        </w:trPr>
+        <w:tc>
+          <w:tcPr>
+            <w:tcW w:w="0" w:type="auto"/>
+            <w:vAlign w:val="center"/>
+            <w:hideMark/>
+          </w:tcPr>
+          <w:p>
+            <w:r>
+              <w:t>7</w:t>
+            </w:r>
+          </w:p>
+        </w:tc>
+        <w:tc>
+          <w:tcPr>
+            <w:tcW w:w="0" w:type="auto"/>
+            <w:vAlign w:val="center"/>
+            <w:hideMark/>
+          </w:tcPr>
+          <w:p>
+            <w:r>
+              <w:t>nur wenig geschickt zwischen Aufgaben wechseln</w:t>
+            </w:r>
+          </w:p>
+        </w:tc>
+        <w:tc>
+          <w:tcPr>
+            <w:tcW w:w="0" w:type="auto"/>
+            <w:vAlign w:val="center"/>
+            <w:hideMark/>
+          </w:tcPr>
+          <w:p>
+            <w:r>
+              <w:t>+0,0836</w:t>
+            </w:r>
+          </w:p>
+        </w:tc>
+      </w:tr>
+      <w:tr>
+        <w:trPr>
+          <w:tblCellSpacing w:w="15" w:type="dxa"/>
+        </w:trPr>
+        <w:tc>
+          <w:tcPr>
+            <w:tcW w:w="0" w:type="auto"/>
+            <w:vAlign w:val="center"/>
+            <w:hideMark/>
+          </w:tcPr>
+          <w:p>
+            <w:r>
+              <w:t>13</w:t>
+            </w:r>
+          </w:p>
+        </w:tc>
+        <w:tc>
+          <w:tcPr>
+            <w:tcW w:w="0" w:type="auto"/>
+            <w:vAlign w:val="center"/>
+            <w:hideMark/>
+          </w:tcPr>
+          <w:p>
+            <w:r>
+              <w:t>Lernfortschritte im Rahmen der Nachhilfe haben sich verbessert</w:t>
+            </w:r>
+          </w:p>
+        </w:tc>
+        <w:tc>
+          <w:tcPr>
+            <w:tcW w:w="0" w:type="auto"/>
+            <w:vAlign w:val="center"/>
+            <w:hideMark/>
+          </w:tcPr>
+          <w:p>
+            <w:r>
+              <w:t>+0,0825</w:t>
+            </w:r>
+          </w:p>
+        </w:tc>
+      </w:tr>
+      <w:tr>
+        <w:trPr>
+          <w:tblCellSpacing w:w="15" w:type="dxa"/>
+        </w:trPr>
+        <w:tc>
+          <w:tcPr>
+            <w:tcW w:w="0" w:type="auto"/>
+            <w:vAlign w:val="center"/>
+            <w:hideMark/>
+          </w:tcPr>
+          <w:p>
+            <w:r>
+              <w:t>24</w:t>
+            </w:r>
+          </w:p>
+        </w:tc>
+        <w:tc>
+          <w:tcPr>
+            <w:tcW w:w="0" w:type="auto"/>
+            <w:vAlign w:val="center"/>
+            <w:hideMark/>
+          </w:tcPr>
+          <w:p>
+            <w:r>
+              <w:t>kann Wissen aus den letzten Nachhilfestunden meistens abrufen</w:t>
+            </w:r>
+          </w:p>
+        </w:tc>
+        <w:tc>
+          <w:tcPr>
+            <w:tcW w:w="0" w:type="auto"/>
+            <w:vAlign w:val="center"/>
+            <w:hideMark/>
+          </w:tcPr>
+          <w:p>
+            <w:r>
+              <w:t>+0,0805</w:t>
+            </w:r>
+          </w:p>
+        </w:tc>
+      </w:tr>
+    </w:tbl>
+    <w:p>
+      <w:r>
+        <w:t xml:space="preserve">Die größten Verbesserungen treten genau dort auf, wo die sprachliche Oberfläche von </w:t>
+      </w:r>
+      <w:r>
+        <w:rPr>
+          <w:b/>
+          <w:bCs/>
+        </w:rPr>
+        <w:t>Graduierung</w:t>
+      </w:r>
+      <w:r>
+        <w:t xml:space="preserve">, </w:t>
+      </w:r>
+      <w:r>
+        <w:rPr>
+          <w:b/>
+          <w:bCs/>
+        </w:rPr>
+        <w:t>Einschränkung</w:t>
+      </w:r>
+      <w:r>
+        <w:t xml:space="preserve">, </w:t>
+      </w:r>
+      <w:r>
+        <w:rPr>
+          <w:b/>
+          <w:bCs/>
+        </w:rPr>
+        <w:t>Häufigkeit</w:t>
+      </w:r>
+      <w:r>
+        <w:t xml:space="preserve"> oder </w:t>
+      </w:r>
+      <w:r>
+        <w:rPr>
+          <w:b/>
+          <w:bCs/>
+        </w:rPr>
+        <w:t>Kontextverschiebung</w:t>
+      </w:r>
+      <w:r>
+        <w:t xml:space="preserve"> geprägt ist. Sätze mit </w:t>
+      </w:r>
+      <w:proofErr w:type="spellStart"/>
+      <w:r>
+        <w:t>Markern</w:t>
+      </w:r>
+      <w:proofErr w:type="spellEnd"/>
+      <w:r>
+        <w:t xml:space="preserve"> wie </w:t>
+      </w:r>
+      <w:r>
+        <w:rPr>
+          <w:i/>
+          <w:iCs/>
+        </w:rPr>
+        <w:t>nur</w:t>
+      </w:r>
+      <w:r>
+        <w:t xml:space="preserve">, </w:t>
+      </w:r>
+      <w:r>
+        <w:rPr>
+          <w:i/>
+          <w:iCs/>
+        </w:rPr>
+        <w:t>bedingt</w:t>
+      </w:r>
+      <w:r>
+        <w:t xml:space="preserve">, </w:t>
+      </w:r>
+      <w:r>
+        <w:rPr>
+          <w:i/>
+          <w:iCs/>
+        </w:rPr>
+        <w:t>meistens</w:t>
+      </w:r>
+      <w:r>
+        <w:t xml:space="preserve">, </w:t>
+      </w:r>
+      <w:r>
+        <w:rPr>
+          <w:i/>
+          <w:iCs/>
+        </w:rPr>
+        <w:t>wenig</w:t>
+      </w:r>
+      <w:r>
+        <w:t xml:space="preserve"> oder </w:t>
+      </w:r>
+      <w:r>
+        <w:rPr>
+          <w:i/>
+          <w:iCs/>
+        </w:rPr>
+        <w:t>jedoch</w:t>
+      </w:r>
+      <w:r>
+        <w:t xml:space="preserve"> profitieren am stärksten. Das ist aus FRZK-Perspektive besonders relevant, weil hier sichtbar wird, dass die globale Transformation des Funktionsklassenraums nicht gegen die </w:t>
+      </w:r>
+      <w:proofErr w:type="spellStart"/>
+      <w:r>
+        <w:t>operatorische</w:t>
+      </w:r>
+      <w:proofErr w:type="spellEnd"/>
+      <w:r>
+        <w:t xml:space="preserve"> Mikrostruktur arbeitet, sondern diese in ihrer Gesamtwirkung stabilisiert. Die semantische Feldkorrektur und die </w:t>
+      </w:r>
+      <w:proofErr w:type="spellStart"/>
+      <w:r>
+        <w:t>operatorische</w:t>
+      </w:r>
+      <w:proofErr w:type="spellEnd"/>
+      <w:r>
+        <w:t xml:space="preserve"> Feinsteuerung greifen nun erkennbar ineinander.</w:t>
+      </w:r>
+    </w:p>
+    <w:p>
+      <w:pPr>
+        <w:rPr>
+          <w:b/>
+          <w:bCs/>
+        </w:rPr>
+      </w:pPr>
+      <w:r>
+        <w:rPr>
+          <w:b/>
+          <w:bCs/>
+        </w:rPr>
+        <w:t>Tabelle 5.4.x.4: Verbleibende Problemfälle</w:t>
+      </w:r>
+    </w:p>
+    <w:tbl>
+      <w:tblPr>
+        <w:tblW w:w="0" w:type="auto"/>
+        <w:tblCellSpacing w:w="15" w:type="dxa"/>
+        <w:tblCellMar>
+          <w:top w:w="15" w:type="dxa"/>
+          <w:left w:w="15" w:type="dxa"/>
+          <w:bottom w:w="15" w:type="dxa"/>
+          <w:right w:w="15" w:type="dxa"/>
+        </w:tblCellMar>
+        <w:tblLook w:val="04A0" w:firstRow="1" w:lastRow="0" w:firstColumn="1" w:lastColumn="0" w:noHBand="0" w:noVBand="1"/>
+      </w:tblPr>
+      <w:tblGrid>
+        <w:gridCol w:w="746"/>
+        <w:gridCol w:w="5704"/>
+        <w:gridCol w:w="2622"/>
+      </w:tblGrid>
+      <w:tr>
+        <w:trPr>
+          <w:tblHeader/>
+          <w:tblCellSpacing w:w="15" w:type="dxa"/>
+        </w:trPr>
+        <w:tc>
+          <w:tcPr>
+            <w:tcW w:w="0" w:type="auto"/>
+            <w:vAlign w:val="center"/>
+            <w:hideMark/>
+          </w:tcPr>
+          <w:p>
+            <w:pPr>
+              <w:rPr>
+                <w:b/>
+                <w:bCs/>
+              </w:rPr>
+            </w:pPr>
+            <w:r>
+              <w:rPr>
+                <w:b/>
+                <w:bCs/>
+              </w:rPr>
+              <w:t>Satz-ID</w:t>
+            </w:r>
+          </w:p>
+        </w:tc>
+        <w:tc>
+          <w:tcPr>
+            <w:tcW w:w="0" w:type="auto"/>
+            <w:vAlign w:val="center"/>
+            <w:hideMark/>
+          </w:tcPr>
+          <w:p>
+            <w:pPr>
+              <w:rPr>
+                <w:b/>
+                <w:bCs/>
+              </w:rPr>
+            </w:pPr>
+            <w:r>
+              <w:rPr>
+                <w:b/>
+                <w:bCs/>
+              </w:rPr>
+              <w:t>Kurzbeschreibung</w:t>
+            </w:r>
+          </w:p>
+        </w:tc>
+        <w:tc>
+          <w:tcPr>
+            <w:tcW w:w="0" w:type="auto"/>
+            <w:vAlign w:val="center"/>
+            <w:hideMark/>
+          </w:tcPr>
+          <w:p>
+            <w:pPr>
+              <w:rPr>
+                <w:b/>
+                <w:bCs/>
+              </w:rPr>
+            </w:pPr>
+            <w:r>
+              <w:rPr>
+                <w:b/>
+                <w:bCs/>
+              </w:rPr>
+              <w:t>Befund</w:t>
+            </w:r>
+          </w:p>
+        </w:tc>
+      </w:tr>
+      <w:tr>
+        <w:trPr>
+          <w:tblCellSpacing w:w="15" w:type="dxa"/>
+        </w:trPr>
+        <w:tc>
+          <w:tcPr>
+            <w:tcW w:w="0" w:type="auto"/>
+            <w:vAlign w:val="center"/>
+            <w:hideMark/>
+          </w:tcPr>
+          <w:p>
+            <w:r>
+              <w:t>5</w:t>
+            </w:r>
+          </w:p>
+        </w:tc>
+        <w:tc>
+          <w:tcPr>
+            <w:tcW w:w="0" w:type="auto"/>
+            <w:vAlign w:val="center"/>
+            <w:hideMark/>
+          </w:tcPr>
+          <w:p>
+            <w:r>
+              <w:t>„</w:t>
+            </w:r>
+            <w:proofErr w:type="spellStart"/>
+            <w:r>
+              <w:t>gespr</w:t>
+            </w:r>
+            <w:proofErr w:type="spellEnd"/>
+            <w:r>
+              <w:t xml:space="preserve"> ging in die </w:t>
+            </w:r>
+            <w:proofErr w:type="spellStart"/>
+            <w:r>
+              <w:t>hose</w:t>
+            </w:r>
+            <w:proofErr w:type="spellEnd"/>
+            <w:r>
+              <w:t xml:space="preserve">! betrachtete es als </w:t>
+            </w:r>
+            <w:proofErr w:type="spellStart"/>
+            <w:r>
+              <w:t>angriff</w:t>
+            </w:r>
+            <w:proofErr w:type="spellEnd"/>
+            <w:r>
+              <w:t>“</w:t>
+            </w:r>
+          </w:p>
+        </w:tc>
+        <w:tc>
+          <w:tcPr>
+            <w:tcW w:w="0" w:type="auto"/>
+            <w:vAlign w:val="center"/>
+            <w:hideMark/>
+          </w:tcPr>
+          <w:p>
+            <w:r>
+              <w:t>bleibt Nullvektor</w:t>
+            </w:r>
+          </w:p>
+        </w:tc>
+      </w:tr>
+      <w:tr>
+        <w:trPr>
+          <w:tblCellSpacing w:w="15" w:type="dxa"/>
+        </w:trPr>
+        <w:tc>
+          <w:tcPr>
+            <w:tcW w:w="0" w:type="auto"/>
+            <w:vAlign w:val="center"/>
+            <w:hideMark/>
+          </w:tcPr>
+          <w:p>
+            <w:r>
+              <w:lastRenderedPageBreak/>
+              <w:t>27</w:t>
+            </w:r>
+          </w:p>
+        </w:tc>
+        <w:tc>
+          <w:tcPr>
+            <w:tcW w:w="0" w:type="auto"/>
+            <w:vAlign w:val="center"/>
+            <w:hideMark/>
+          </w:tcPr>
+          <w:p>
+            <w:r>
+              <w:t>Zeitmanagement des Schülers hat sich verbessert</w:t>
+            </w:r>
+          </w:p>
+        </w:tc>
+        <w:tc>
+          <w:tcPr>
+            <w:tcW w:w="0" w:type="auto"/>
+            <w:vAlign w:val="center"/>
+            <w:hideMark/>
+          </w:tcPr>
+          <w:p>
+            <w:r>
+              <w:t>minimale Verschlechterung</w:t>
+            </w:r>
+          </w:p>
+        </w:tc>
+      </w:tr>
+      <w:tr>
+        <w:trPr>
+          <w:tblCellSpacing w:w="15" w:type="dxa"/>
+        </w:trPr>
+        <w:tc>
+          <w:tcPr>
+            <w:tcW w:w="0" w:type="auto"/>
+            <w:vAlign w:val="center"/>
+            <w:hideMark/>
+          </w:tcPr>
+          <w:p>
+            <w:r>
+              <w:t>16</w:t>
+            </w:r>
+          </w:p>
+        </w:tc>
+        <w:tc>
+          <w:tcPr>
+            <w:tcW w:w="0" w:type="auto"/>
+            <w:vAlign w:val="center"/>
+            <w:hideMark/>
+          </w:tcPr>
+          <w:p>
+            <w:r>
+              <w:t>gelingt es regelmäßig, eigenständig Lösungsansätze umzusetzen</w:t>
+            </w:r>
+          </w:p>
+        </w:tc>
+        <w:tc>
+          <w:tcPr>
+            <w:tcW w:w="0" w:type="auto"/>
+            <w:vAlign w:val="center"/>
+            <w:hideMark/>
+          </w:tcPr>
+          <w:p>
+            <w:r>
+              <w:t>nur geringe Verbesserung</w:t>
+            </w:r>
+          </w:p>
+        </w:tc>
+      </w:tr>
+      <w:tr>
+        <w:trPr>
+          <w:tblCellSpacing w:w="15" w:type="dxa"/>
+        </w:trPr>
+        <w:tc>
+          <w:tcPr>
+            <w:tcW w:w="0" w:type="auto"/>
+            <w:vAlign w:val="center"/>
+            <w:hideMark/>
+          </w:tcPr>
+          <w:p>
+            <w:r>
+              <w:t>20</w:t>
+            </w:r>
+          </w:p>
+        </w:tc>
+        <w:tc>
+          <w:tcPr>
+            <w:tcW w:w="0" w:type="auto"/>
+            <w:vAlign w:val="center"/>
+            <w:hideMark/>
+          </w:tcPr>
+          <w:p>
+            <w:r>
+              <w:t>nur sporadisch den Operatoren entsprechend formulieren</w:t>
+            </w:r>
+          </w:p>
+        </w:tc>
+        <w:tc>
+          <w:tcPr>
+            <w:tcW w:w="0" w:type="auto"/>
+            <w:vAlign w:val="center"/>
+            <w:hideMark/>
+          </w:tcPr>
+          <w:p>
+            <w:r>
+              <w:t>nur geringe Verbesserung</w:t>
+            </w:r>
+          </w:p>
+        </w:tc>
+      </w:tr>
+    </w:tbl>
+    <w:p>
+      <w:r>
+        <w:t>Die Problemzonen bleiben fachlich aufschlussreich. Der Satz „</w:t>
+      </w:r>
+      <w:proofErr w:type="spellStart"/>
+      <w:r>
+        <w:t>gespr</w:t>
+      </w:r>
+      <w:proofErr w:type="spellEnd"/>
+      <w:r>
+        <w:t xml:space="preserve"> ging in die </w:t>
+      </w:r>
+      <w:proofErr w:type="spellStart"/>
+      <w:r>
+        <w:t>hose</w:t>
+      </w:r>
+      <w:proofErr w:type="spellEnd"/>
+      <w:r>
+        <w:t xml:space="preserve">! betrachtete es als </w:t>
+      </w:r>
+      <w:proofErr w:type="spellStart"/>
+      <w:r>
+        <w:t>angriff</w:t>
+      </w:r>
+      <w:proofErr w:type="spellEnd"/>
+      <w:r>
+        <w:t xml:space="preserve">“ bleibt weiterhin ein Nullvektor und bestätigt damit erneut, dass hier kein Kalibrierungs-, sondern ein </w:t>
+      </w:r>
+      <w:r>
+        <w:rPr>
+          <w:b/>
+          <w:bCs/>
+        </w:rPr>
+        <w:t xml:space="preserve">lexikalisches bzw. </w:t>
+      </w:r>
+      <w:proofErr w:type="spellStart"/>
+      <w:r>
+        <w:rPr>
+          <w:b/>
+          <w:bCs/>
+        </w:rPr>
+        <w:t>mappingbezogenes</w:t>
+      </w:r>
+      <w:proofErr w:type="spellEnd"/>
+      <w:r>
+        <w:rPr>
+          <w:b/>
+          <w:bCs/>
+        </w:rPr>
+        <w:t xml:space="preserve"> Problem</w:t>
+      </w:r>
+      <w:r>
+        <w:t xml:space="preserve"> vorliegt. Der minimale Rückschritt bei Satz 27 ist statistisch und semantisch vernachlässigbar; er verändert das Gesamturteil nicht. Auffällig ist vielmehr, dass auch die Sätze mit nur geringer Verbesserung strukturell weiterhin in Bereichen liegen, in denen die sprachliche Komplexität, Kürze oder </w:t>
+      </w:r>
+      <w:proofErr w:type="spellStart"/>
+      <w:r>
+        <w:t>Elliptik</w:t>
+      </w:r>
+      <w:proofErr w:type="spellEnd"/>
+      <w:r>
+        <w:t xml:space="preserve"> die semantische Projektion erschwert.</w:t>
+      </w:r>
+    </w:p>
+    <w:p>
+      <w:r>
+        <w:t xml:space="preserve">Insgesamt fällt die Auswertung nach Schritt 4 deutlich positiver aus als die bisherigen Kalibrierungsschritte. Während die früheren Eingriffe vor allem lokale Korrekturen oder partielle Verbesserungen erzeugten, führt die globale Transformation des Funktionsklassenraums zu einer </w:t>
+      </w:r>
+      <w:r>
+        <w:rPr>
+          <w:b/>
+          <w:bCs/>
+        </w:rPr>
+        <w:t>breit wirksamen systemischen Annäherung</w:t>
+      </w:r>
+      <w:r>
+        <w:t xml:space="preserve"> an das Referenzfeld. Der Befund ist deshalb auch theoretisch bedeutsam: Die Leistungsfähigkeit des FRZK hängt nicht nur von einzelnen Operatoren oder einzelnen Klassen ab, sondern von der Geometrie des gesamten semantischen Feldes. Genau diese Feldgeometrie wurde mit Schritt 4 erstmals konsistent korrigiert.</w:t>
+      </w:r>
+    </w:p>
+    <w:p>
+      <w:r>
+        <w:t xml:space="preserve">Damit verändert sich auch die fachliche Bewertung der Datenbasis. Die neue Reihe zeigt nicht nur eine verbesserte Plausibilität im Einzelfall, sondern eine deutlich stabilere Anschlussfähigkeit über das gesamte 35-Satz-Set hinweg. Im Rahmen des FRZK können die nach Schritt 4 erzeugten Vektoren deshalb als </w:t>
+      </w:r>
+      <w:r>
+        <w:rPr>
+          <w:b/>
+          <w:bCs/>
+        </w:rPr>
+        <w:t>funktional und quantitativ hinreichend valide</w:t>
+      </w:r>
+      <w:r>
+        <w:t xml:space="preserve"> gelten, um in Kapitel 6 für statistische Analysen, Clusterbildungen, Distanzvergleiche und Mustererkennungen verwendet zu werden. Ihre Nutzung bleibt zwar an die interpretative Logik des Modells gebunden und ersetzt keine objektivistischen Messansprüche, sie erfüllt jedoch die zentrale Bedingung für eine </w:t>
+      </w:r>
+      <w:proofErr w:type="spellStart"/>
+      <w:r>
+        <w:t>dissertativ</w:t>
+      </w:r>
+      <w:proofErr w:type="spellEnd"/>
+      <w:r>
+        <w:t xml:space="preserve"> tragfähige Weiterverwendung: Die Vektoren erzeugen nun eine konsistente, reproduzierbare und referenzfähige Struktur im semantischen Raum.</w:t>
+      </w:r>
+    </w:p>
+    <w:p>
+      <w:r>
+        <w:t>Der Übergang zu Kapitel 5.5 und Kapitel 6 kann damit nun präziser formuliert werden: Nach Schritt 4 liegt nicht mehr nur eine funktional plausible, sondern eine im Vergleich zum Referenzfeld deutlich verbesserte und statistisch belastbarere Vektorbasis vor. Die quantitative Validierung in Kapitel 5.5 erhält dadurch eine stärkere empirische Grundlage, während Kapitel 6 die so gewonnenen Strukturen nicht mehr nur exemplarisch, sondern methodisch begründet für Data-Mining- und Strukturierungsverfahren nutzen kann.</w:t>
+      </w:r>
+    </w:p>
+    <w:p/>
+    <w:p>
       <w:r>
         <w:pict w14:anchorId="12C5F313">
           <v:rect id="_x0000_i1031" style="width:0;height:1.5pt" o:hralign="center" o:hrstd="t" o:hr="t" fillcolor="#a0a0a0" stroked="f"/>
@@ -1792,488 +4246,284 @@
           <w:b/>
           <w:bCs/>
         </w:rPr>
-        <w:t>6.x.</w:t>
-      </w:r>
-      <w:r>
+        <w:t>6.x.8 Funktionale Interpretation im Rahmen des FRZK</w:t>
+      </w:r>
+    </w:p>
+    <w:p>
+      <w:r>
+        <w:lastRenderedPageBreak/>
+        <w:t>Im Kontext der funktionalen Validierungslogik des Funktional-Relationalen Raum-Zeit-Kohärenzsystems (FRZK) lassen sich die Ergebnisse der Re-Kalibrierung nach Schritt 4 eindeutig einordnen. Die vorgenommenen Anpassungen betreffen ausschließlich die semantisch-</w:t>
+      </w:r>
+      <w:proofErr w:type="spellStart"/>
+      <w:r>
+        <w:t>operatorische</w:t>
+      </w:r>
+      <w:proofErr w:type="spellEnd"/>
+      <w:r>
+        <w:t xml:space="preserve"> Parametrisierung, während die zugrunde liegende Berechnungslogik des Modells unverändert bleibt. Gerade vor diesem Hintergrund ist die beobachtete Verbesserung der Vektoranschlussfähigkeit von besonderer theoretischer Bedeutung.</w:t>
+      </w:r>
+    </w:p>
+    <w:p>
+      <w:r>
+        <w:t>Erstens zeigt sich, dass das Modell systematisch und erwartungskonform auf parametrische Variation reagiert. Die Veränderungen in den Vektoren sind nicht sprunghaft oder inkonsistent, sondern folgen einer klar nachvollziehbaren Struktur, die direkt aus den vorgenommenen Gewichtsanpassungen resultiert. Dies bestätigt die Annahme, dass die im FRZK implementierten Operatoren und Funktionsklassen tatsächlich als wirksame Steuergrößen innerhalb des semantischen Raums fungieren.</w:t>
+      </w:r>
+    </w:p>
+    <w:p>
+      <w:r>
+        <w:t>Zweitens wird deutlich, dass die erzeugten Vektoren durch die Kalibrierung anschlussfähiger werden, ohne dass strukturelle Änderungen am Verfahren erforderlich sind. Die Annäherung an das multiperspektivische Referenzfeld der Reihen 8–16 erfolgt ausschließlich über eine Verbesserung der Parametrisierung, nicht über eine Veränderung der Modellarchitektur. Dies unterstreicht die Stabilität der zugrunde liegenden Modelllogik.</w:t>
+      </w:r>
+    </w:p>
+    <w:p>
+      <w:r>
+        <w:t>Drittens lässt sich die beobachtete Verbesserung nicht als zufälliger Effekt interpretieren. Vielmehr folgt sie klar identifizierbaren sprachlichen Mustern, insbesondere im Umgang mit graduierenden, einschränkenden oder kontextverschiebenden Ausdrücken wie „nur“, „bedingt“, „meistens“ oder „regelmäßig“. Die semantische Wirkung dieser Operatoren wird durch die Kalibrierung präziser abgebildet, was sich unmittelbar in der veränderten Vektorstruktur niederschlägt.</w:t>
+      </w:r>
+    </w:p>
+    <w:p>
+      <w:r>
+        <w:t>In der Gesamtschau stützen die Ergebnisse die zentrale These des FRZK: Die Leistungsfähigkeit des Modells hängt wesentlich von der Qualität seiner semantisch-</w:t>
+      </w:r>
+      <w:proofErr w:type="spellStart"/>
+      <w:r>
+        <w:t>operatorischen</w:t>
+      </w:r>
+      <w:proofErr w:type="spellEnd"/>
+      <w:r>
+        <w:t xml:space="preserve"> Parametrisierung ab und nicht von einer Veränderung der zugrunde liegenden Berechnungslogik. Das Modell selbst erweist sich als strukturell tragfähig; Optimierungspotenzial liegt primär in der Ausgestaltung seines semantischen Raums.</w:t>
+      </w:r>
+    </w:p>
+    <w:p>
+      <w:pPr>
         <w:rPr>
           <w:b/>
           <w:bCs/>
         </w:rPr>
-        <w:t>8 Funktionale Interpretation im Rahmen des FRZK</w:t>
-      </w:r>
-    </w:p>
-    <w:p>
-      <w:r>
-        <w:t>Im Kontext der funktionalen Validierungslogik zeigt sich:</w:t>
-      </w:r>
-    </w:p>
-    <w:p>
-      <w:pPr>
-        <w:numPr>
-          <w:ilvl w:val="0"/>
-          <w:numId w:val="38"/>
-        </w:numPr>
-      </w:pPr>
-      <w:r>
-        <w:t xml:space="preserve">Das Modell reagiert </w:t>
-      </w:r>
+      </w:pPr>
       <w:r>
         <w:rPr>
           <w:b/>
           <w:bCs/>
         </w:rPr>
-        <w:t>systematisch und erwartungskonform</w:t>
-      </w:r>
-      <w:r>
-        <w:t xml:space="preserve"> auf </w:t>
-      </w:r>
-      <w:proofErr w:type="spellStart"/>
-      <w:r>
-        <w:t>parametische</w:t>
-      </w:r>
-      <w:proofErr w:type="spellEnd"/>
-      <w:r>
-        <w:t xml:space="preserve"> Variation. </w:t>
-      </w:r>
-    </w:p>
-    <w:p>
-      <w:pPr>
-        <w:numPr>
-          <w:ilvl w:val="0"/>
-          <w:numId w:val="38"/>
-        </w:numPr>
-      </w:pPr>
-      <w:r>
-        <w:t xml:space="preserve">Die erzeugten Vektoren werden </w:t>
-      </w:r>
-      <w:r>
+        <w:pict w14:anchorId="0E98E55A">
+          <v:rect id="_x0000_i1072" style="width:0;height:1.5pt" o:hralign="center" o:hrstd="t" o:hr="t" fillcolor="#a0a0a0" stroked="f"/>
+        </w:pict>
+      </w:r>
+    </w:p>
+    <w:p>
+      <w:pPr>
         <w:rPr>
           <w:b/>
           <w:bCs/>
         </w:rPr>
-        <w:t>anschlussfähiger</w:t>
-      </w:r>
-      <w:r>
-        <w:t xml:space="preserve">, ohne strukturelle Änderungen am Verfahren. </w:t>
-      </w:r>
-    </w:p>
-    <w:p>
-      <w:pPr>
-        <w:numPr>
-          <w:ilvl w:val="0"/>
-          <w:numId w:val="38"/>
-        </w:numPr>
-      </w:pPr>
-      <w:r>
-        <w:t xml:space="preserve">Die Verbesserung ist </w:t>
-      </w:r>
+      </w:pPr>
       <w:r>
         <w:rPr>
           <w:b/>
           <w:bCs/>
         </w:rPr>
-        <w:t>nicht zufällig</w:t>
-      </w:r>
-      <w:r>
-        <w:t xml:space="preserve">, sondern folgt nachvollziehbaren sprachlichen Mustern. </w:t>
-      </w:r>
-    </w:p>
-    <w:p>
-      <w:r>
-        <w:t xml:space="preserve">Damit wird die zentrale These gestützt, dass die Leistungsfähigkeit des FRZK wesentlich von der Qualität seiner </w:t>
-      </w:r>
-      <w:r>
+        <w:t>6.x.9 Eignung der Daten für statistische Auswertungen</w:t>
+      </w:r>
+    </w:p>
+    <w:p>
+      <w:r>
+        <w:t>Auf Grundlage der durchgeführten Re-Validierung kann eine differenzierte fachliche Bewertung der Datenqualität vorgenommen werden. Diese Bewertung erfolgt im Hinblick auf die Frage, inwieweit die erzeugten Vektoren als Grundlage für weiterführende statistische Analysen im Rahmen des FRZK geeignet sind.</w:t>
+      </w:r>
+    </w:p>
+    <w:p>
+      <w:r>
+        <w:t>Bewertungskriterien</w:t>
+      </w:r>
+    </w:p>
+    <w:p>
+      <w:r>
+        <w:t>Die Daten der kalibrierten Reihe 1 erfüllen mehrere zentrale Anforderungen:</w:t>
+      </w:r>
+    </w:p>
+    <w:p>
+      <w:r>
+        <w:t>Strukturelle Konsistenz.</w:t>
+      </w:r>
+      <w:r>
+        <w:br/>
+        <w:t>Alle Vektoren sind dimensionsgleich aufgebaut und folgen einer einheitlichen Normierungslogik. Dadurch ist gewährleistet, dass Vergleiche zwischen einzelnen Sätzen sowie zwischen verschiedenen Reihen mathematisch sinnvoll durchgeführt werden können.</w:t>
+      </w:r>
+    </w:p>
+    <w:p>
+      <w:r>
+        <w:t>Erhöhte Anschlussfähigkeit.</w:t>
+      </w:r>
+      <w:r>
+        <w:br/>
+        <w:t xml:space="preserve">Die Re-Kalibrierung führt zu einer nachweisbaren Annäherung an das multiperspektivische </w:t>
+      </w:r>
+      <w:r>
+        <w:lastRenderedPageBreak/>
+        <w:t>Referenzfeld der Reihen 8–16. Diese Annäherung ist sowohl auf globaler Ebene (Mittelwerte, Distanzen) als auch auf Ebene einzelner Sätze erkennbar.</w:t>
+      </w:r>
+    </w:p>
+    <w:p>
+      <w:r>
+        <w:t>Stabilität unter Variation.</w:t>
+      </w:r>
+      <w:r>
+        <w:br/>
+        <w:t xml:space="preserve">Die beobachteten Verbesserungen treten nicht isoliert auf, sondern zeigen sich konsistent über den gesamten Datensatz hinweg. Dies spricht für eine robuste Wirkung der vorgenommenen </w:t>
+      </w:r>
+      <w:proofErr w:type="spellStart"/>
+      <w:r>
+        <w:t>Parametrisierungsänderungen</w:t>
+      </w:r>
+      <w:proofErr w:type="spellEnd"/>
+      <w:r>
+        <w:t>.</w:t>
+      </w:r>
+    </w:p>
+    <w:p>
+      <w:r>
+        <w:t>Interpretierbarkeit.</w:t>
+      </w:r>
+      <w:r>
+        <w:br/>
+        <w:t>Die Veränderungen in den Vektoren sind semantisch nachvollziehbar und lassen sich direkt auf die Wirkung spezifischer Operatoren und Funktionsklassen zurückführen. Damit bleibt die inhaltliche Deutbarkeit der Ergebnisse erhalten.</w:t>
+      </w:r>
+    </w:p>
+    <w:p>
+      <w:r>
+        <w:t>Einschränkungen</w:t>
+      </w:r>
+    </w:p>
+    <w:p>
+      <w:r>
+        <w:t>Trotz der insgesamt positiven Bewertung bestehen weiterhin modellimmanente Einschränkungen:</w:t>
+      </w:r>
+    </w:p>
+    <w:p>
+      <w:r>
+        <w:t>– Eine partielle Verzerrung zugunsten kognitiver Dimensionen ist weiterhin erkennbar, wenngleich sie durch die Kalibrierung reduziert wurde.</w:t>
+      </w:r>
+      <w:r>
+        <w:br/>
+        <w:t>– Die Abdeckung sozialer Semantik bleibt begrenzt, insbesondere bei komplexeren interaktionalen Kontexten.</w:t>
+      </w:r>
+      <w:r>
+        <w:br/>
+        <w:t>– Vereinzelt treten weiterhin lexikalische Lücken auf, die sich in Form von Nullvektoren manifestieren und auf unzureichende Zuordnungen in den Funktionsklassen zurückzuführen sind.</w:t>
+      </w:r>
+    </w:p>
+    <w:p>
+      <w:r>
+        <w:t>Gesamturteil</w:t>
+      </w:r>
+    </w:p>
+    <w:p>
+      <w:r>
+        <w:t>Unter Berücksichtigung dieser Aspekte sind die Daten im Rahmen des FRZK als</w:t>
+      </w:r>
+    </w:p>
+    <w:p>
+      <w:r>
+        <w:t>„funktional valide und statistisch auswertbar unter kontrollierten Einschränkungen“</w:t>
+      </w:r>
+    </w:p>
+    <w:p>
+      <w:r>
+        <w:t>einzustufen.</w:t>
+      </w:r>
+    </w:p>
+    <w:p>
+      <w:r>
+        <w:t>Damit eignen sie sich insbesondere für:</w:t>
+      </w:r>
+    </w:p>
+    <w:p>
+      <w:r>
+        <w:t>– Clusteranalysen zur Identifikation semantischer Gruppenstrukturen</w:t>
+      </w:r>
+      <w:r>
+        <w:br/>
+        <w:t>– Distanz- und Ähnlichkeitsvergleiche im Vektorraum</w:t>
+      </w:r>
+      <w:r>
+        <w:br/>
+        <w:t>– Kohärenz- und Strukturuntersuchungen</w:t>
+      </w:r>
+      <w:r>
+        <w:br/>
+        <w:t>– aggregierte Dimensionsanalysen über größere Datensätze hinweg</w:t>
+      </w:r>
+    </w:p>
+    <w:p>
+      <w:r>
+        <w:t>Nicht geeignet sind sie hingegen für:</w:t>
+      </w:r>
+    </w:p>
+    <w:p>
+      <w:r>
+        <w:t>– absolute Einzelbewertungen im Sinne objektiver Wahrheitszuweisungen</w:t>
+      </w:r>
+      <w:r>
+        <w:br/>
+        <w:t>– inferenzstatistische Generalisierungen ohne expliziten Bezug zum zugrunde liegenden Modell</w:t>
+      </w:r>
+    </w:p>
+    <w:p>
+      <w:r>
+        <w:t>Die Daten behalten somit ihren funktionalen Charakter und sind als modellabhängige Repräsentationen zu verstehen, nicht als objektive Messwerte im klassischen statistischen Sinn.</w:t>
+      </w:r>
+    </w:p>
+    <w:p>
+      <w:pPr>
         <w:rPr>
           <w:b/>
           <w:bCs/>
         </w:rPr>
-        <w:t>semantisch-</w:t>
-      </w:r>
-      <w:proofErr w:type="spellStart"/>
+      </w:pPr>
       <w:r>
         <w:rPr>
           <w:b/>
           <w:bCs/>
         </w:rPr>
-        <w:t>operatorischen</w:t>
-      </w:r>
-      <w:proofErr w:type="spellEnd"/>
-      <w:r>
+        <w:pict w14:anchorId="1AA37960">
+          <v:rect id="_x0000_i1073" style="width:0;height:1.5pt" o:hralign="center" o:hrstd="t" o:hr="t" fillcolor="#a0a0a0" stroked="f"/>
+        </w:pict>
+      </w:r>
+    </w:p>
+    <w:p>
+      <w:pPr>
         <w:rPr>
           <w:b/>
           <w:bCs/>
         </w:rPr>
-        <w:t xml:space="preserve"> Parametrisierung</w:t>
-      </w:r>
-      <w:r>
-        <w:t xml:space="preserve"> abhängt, nicht von einer Änderung der zugrunde liegenden Berechnungslogik.</w:t>
-      </w:r>
-    </w:p>
-    <w:p>
-      <w:r>
-        <w:lastRenderedPageBreak/>
-        <w:pict w14:anchorId="4F0AE463">
-          <v:rect id="_x0000_i1032" style="width:0;height:1.5pt" o:hralign="center" o:hrstd="t" o:hr="t" fillcolor="#a0a0a0" stroked="f"/>
-        </w:pict>
-      </w:r>
-    </w:p>
-    <w:p>
-      <w:pPr>
+      </w:pPr>
+      <w:r>
         <w:rPr>
           <w:b/>
           <w:bCs/>
         </w:rPr>
-      </w:pPr>
-      <w:r>
-        <w:rPr>
-          <w:b/>
-          <w:bCs/>
-        </w:rPr>
-        <w:t>6.x.</w:t>
-      </w:r>
-      <w:r>
-        <w:rPr>
-          <w:b/>
-          <w:bCs/>
-        </w:rPr>
-        <w:t>9 Eignung der Daten für statistische Auswertungen (Übergang zu Kapitel 6)</w:t>
-      </w:r>
-    </w:p>
-    <w:p>
-      <w:r>
-        <w:t>Auf Grundlage der durchgeführten Re-Validierung ist eine fachliche Bewertung der Datenqualität möglich.</w:t>
-      </w:r>
-    </w:p>
-    <w:p>
-      <w:pPr>
-        <w:rPr>
-          <w:b/>
-          <w:bCs/>
-        </w:rPr>
-      </w:pPr>
-      <w:r>
-        <w:rPr>
-          <w:b/>
-          <w:bCs/>
-        </w:rPr>
-        <w:t>Bewertungskriterien</w:t>
-      </w:r>
-    </w:p>
-    <w:p>
-      <w:r>
-        <w:t>Die Daten der kalibrierten Reihe 1 erfüllen folgende Bedingungen:</w:t>
-      </w:r>
-    </w:p>
-    <w:p>
-      <w:pPr>
-        <w:numPr>
-          <w:ilvl w:val="0"/>
-          <w:numId w:val="39"/>
-        </w:numPr>
-      </w:pPr>
-      <w:r>
-        <w:rPr>
-          <w:b/>
-          <w:bCs/>
-        </w:rPr>
-        <w:t>Strukturelle Konsistenz</w:t>
-      </w:r>
-      <w:r>
-        <w:br/>
-        <w:t xml:space="preserve">Alle Vektoren sind dimensionsgleich und normiert. </w:t>
-      </w:r>
-    </w:p>
-    <w:p>
-      <w:pPr>
-        <w:numPr>
-          <w:ilvl w:val="0"/>
-          <w:numId w:val="39"/>
-        </w:numPr>
-      </w:pPr>
-      <w:r>
-        <w:rPr>
-          <w:b/>
-          <w:bCs/>
-        </w:rPr>
-        <w:t>Erhöhte Anschlussfähigkeit</w:t>
-      </w:r>
-      <w:r>
-        <w:br/>
-        <w:t xml:space="preserve">Nachweisbare Annäherung an ein multiperspektivisches Referenzfeld. </w:t>
-      </w:r>
-    </w:p>
-    <w:p>
-      <w:pPr>
-        <w:numPr>
-          <w:ilvl w:val="0"/>
-          <w:numId w:val="39"/>
-        </w:numPr>
-      </w:pPr>
-      <w:r>
-        <w:rPr>
-          <w:b/>
-          <w:bCs/>
-        </w:rPr>
-        <w:t>Stabilität unter Variation</w:t>
-      </w:r>
-      <w:r>
-        <w:br/>
-        <w:t xml:space="preserve">Verbesserungen treten systematisch und reproduzierbar auf. </w:t>
-      </w:r>
-    </w:p>
-    <w:p>
-      <w:pPr>
-        <w:numPr>
-          <w:ilvl w:val="0"/>
-          <w:numId w:val="39"/>
-        </w:numPr>
-      </w:pPr>
-      <w:r>
-        <w:rPr>
-          <w:b/>
-          <w:bCs/>
-        </w:rPr>
-        <w:t>Interpretierbarkeit</w:t>
-      </w:r>
-      <w:r>
-        <w:br/>
-        <w:t xml:space="preserve">Veränderungen sind semantisch erklärbar (Operatorwirkung). </w:t>
-      </w:r>
-    </w:p>
-    <w:p>
-      <w:pPr>
-        <w:rPr>
-          <w:b/>
-          <w:bCs/>
-        </w:rPr>
-      </w:pPr>
-      <w:r>
-        <w:rPr>
-          <w:b/>
-          <w:bCs/>
-        </w:rPr>
-        <w:t>Einschränkungen</w:t>
-      </w:r>
-    </w:p>
-    <w:p>
-      <w:pPr>
-        <w:numPr>
-          <w:ilvl w:val="0"/>
-          <w:numId w:val="40"/>
-        </w:numPr>
-      </w:pPr>
-      <w:r>
-        <w:t xml:space="preserve">partielle Verzerrung zugunsten kognitiver Dimensionen </w:t>
-      </w:r>
-    </w:p>
-    <w:p>
-      <w:pPr>
-        <w:numPr>
-          <w:ilvl w:val="0"/>
-          <w:numId w:val="40"/>
-        </w:numPr>
-      </w:pPr>
-      <w:r>
-        <w:t xml:space="preserve">begrenzte Abdeckung sozialer Semantik </w:t>
-      </w:r>
-    </w:p>
-    <w:p>
-      <w:pPr>
-        <w:numPr>
-          <w:ilvl w:val="0"/>
-          <w:numId w:val="40"/>
-        </w:numPr>
-      </w:pPr>
-      <w:r>
-        <w:t xml:space="preserve">vereinzelte lexikalische Lücken (Nullvektoren) </w:t>
-      </w:r>
-    </w:p>
-    <w:p>
-      <w:pPr>
-        <w:rPr>
-          <w:b/>
-          <w:bCs/>
-        </w:rPr>
-      </w:pPr>
-      <w:r>
-        <w:rPr>
-          <w:b/>
-          <w:bCs/>
-        </w:rPr>
-        <w:t>Gesamturteil</w:t>
-      </w:r>
-    </w:p>
-    <w:p>
-      <w:r>
-        <w:t>Die Daten sind im Rahmen des FRZK als:</w:t>
-      </w:r>
-    </w:p>
-    <w:p>
-      <w:r>
-        <w:rPr>
-          <w:b/>
-          <w:bCs/>
-        </w:rPr>
-        <w:t>„funktional valide und statistisch auswertbar unter kontrollierten Einschränkungen“</w:t>
-      </w:r>
-    </w:p>
-    <w:p>
-      <w:r>
-        <w:t>einzustufen.</w:t>
-      </w:r>
-    </w:p>
-    <w:p>
-      <w:r>
-        <w:t>Damit sind sie geeignet für:</w:t>
-      </w:r>
-    </w:p>
-    <w:p>
-      <w:pPr>
-        <w:numPr>
-          <w:ilvl w:val="0"/>
-          <w:numId w:val="41"/>
-        </w:numPr>
-      </w:pPr>
-      <w:r>
-        <w:t xml:space="preserve">Clusteranalysen </w:t>
-      </w:r>
-    </w:p>
-    <w:p>
-      <w:pPr>
-        <w:numPr>
-          <w:ilvl w:val="0"/>
-          <w:numId w:val="41"/>
-        </w:numPr>
-      </w:pPr>
-      <w:r>
-        <w:t xml:space="preserve">Distanz- und Ähnlichkeitsvergleiche </w:t>
-      </w:r>
-    </w:p>
-    <w:p>
-      <w:pPr>
-        <w:numPr>
-          <w:ilvl w:val="0"/>
-          <w:numId w:val="41"/>
-        </w:numPr>
-      </w:pPr>
-      <w:r>
-        <w:t xml:space="preserve">Kohärenz- und Strukturuntersuchungen </w:t>
-      </w:r>
-    </w:p>
-    <w:p>
-      <w:pPr>
-        <w:numPr>
-          <w:ilvl w:val="0"/>
-          <w:numId w:val="41"/>
-        </w:numPr>
-      </w:pPr>
-      <w:r>
-        <w:t xml:space="preserve">aggregierte Dimensionsanalysen </w:t>
-      </w:r>
-    </w:p>
-    <w:p>
-      <w:r>
-        <w:t>Nicht geeignet sind sie hingegen für:</w:t>
-      </w:r>
-    </w:p>
-    <w:p>
-      <w:pPr>
-        <w:numPr>
-          <w:ilvl w:val="0"/>
-          <w:numId w:val="42"/>
-        </w:numPr>
-      </w:pPr>
-      <w:r>
-        <w:t xml:space="preserve">absolute Einzelbewertungen im Sinne objektiver Wahrheit </w:t>
-      </w:r>
-    </w:p>
-    <w:p>
-      <w:pPr>
-        <w:numPr>
-          <w:ilvl w:val="0"/>
-          <w:numId w:val="42"/>
-        </w:numPr>
-      </w:pPr>
-      <w:r>
-        <w:t xml:space="preserve">inferenzstatistische Generalisierungen ohne Modellbezug </w:t>
-      </w:r>
-    </w:p>
-    <w:p>
-      <w:r>
-        <w:pict w14:anchorId="6FE8848D">
-          <v:rect id="_x0000_i1033" style="width:0;height:1.5pt" o:hralign="center" o:hrstd="t" o:hr="t" fillcolor="#a0a0a0" stroked="f"/>
-        </w:pict>
-      </w:r>
-    </w:p>
-    <w:p>
-      <w:pPr>
-        <w:rPr>
-          <w:b/>
-          <w:bCs/>
-        </w:rPr>
-      </w:pPr>
-      <w:r>
-        <w:rPr>
-          <w:b/>
-          <w:bCs/>
-        </w:rPr>
-        <w:t>6.x.</w:t>
-      </w:r>
-      <w:r>
-        <w:rPr>
-          <w:b/>
-          <w:bCs/>
-        </w:rPr>
-        <w:t>10 Übergang zu Kapitel 5.5 und 5.6</w:t>
-      </w:r>
-    </w:p>
-    <w:p>
-      <w:r>
-        <w:t>Die vorliegenden Ergebnisse zeigen, dass die Kalibrierung die Anschlussfähigkeit der Vektoren verbessert, ohne die Modellstruktur zu verändern. Damit ist die Voraussetzung erfüllt, die generierten Daten nicht nur qualitativ, sondern auch quantitativ weiter zu untersuchen.</w:t>
-      </w:r>
-    </w:p>
-    <w:p>
+        <w:t>6.x.10 Übergang zur quantitativen Validierung und zur praktischen Anwendung</w:t>
+      </w:r>
+    </w:p>
+    <w:p>
+      <w:r>
+        <w:t xml:space="preserve">Die vorliegenden Ergebnisse zeigen, dass die durchgeführte Kalibrierung die Anschlussfähigkeit der erzeugten Vektoren signifikant verbessert, ohne die strukturelle Integrität des Modells zu verändern. Damit ist eine zentrale Voraussetzung erfüllt: Die </w:t>
+      </w:r>
       <w:r>
         <w:lastRenderedPageBreak/>
-        <w:t xml:space="preserve">Im folgenden Abschnitt (Kapitel 5.5) wird daher die </w:t>
-      </w:r>
-      <w:r>
-        <w:rPr>
-          <w:b/>
-          <w:bCs/>
-        </w:rPr>
-        <w:t>quantitative Validierung</w:t>
-      </w:r>
-      <w:r>
-        <w:t xml:space="preserve"> vertieft, insbesondere im Hinblick auf </w:t>
-      </w:r>
-      <w:proofErr w:type="spellStart"/>
-      <w:r>
-        <w:t>Kohärenzmetriken</w:t>
-      </w:r>
-      <w:proofErr w:type="spellEnd"/>
-      <w:r>
-        <w:t xml:space="preserve"> und Verteilungsstrukturen.</w:t>
-      </w:r>
-    </w:p>
-    <w:p>
-      <w:r>
-        <w:t xml:space="preserve">Darauf aufbauend eröffnet Kapitel 6 die Perspektive einer </w:t>
-      </w:r>
-      <w:r>
-        <w:rPr>
-          <w:b/>
-          <w:bCs/>
-        </w:rPr>
-        <w:t>praktischen Nutzung der FRZK-Daten</w:t>
-      </w:r>
-      <w:r>
-        <w:t>, indem die hier validierten Vektoren für Data-Mining-Verfahren, Mustererkennung und strukturbezogene Auswertungen im schulischen Kontext eingesetzt werden.</w:t>
-      </w:r>
-    </w:p>
-    <w:p>
-      <w:r>
-        <w:t>Die in diesem Kapitel nachgewiesene funktionale Validität bildet somit die notwendige methodische Grundlage für die im weiteren Verlauf der Arbeit entwickelten empirischen Anwendungen.</w:t>
+        <w:t>Datenbasis ist nicht nur funktional plausibel, sondern auch hinreichend stabil, um einer weiterführenden quantitativen Analyse unterzogen zu werden.</w:t>
+      </w:r>
+    </w:p>
+    <w:p>
+      <w:r>
+        <w:t>Im folgenden Abschnitt (Kapitel 5.5) wird diese Perspektive systematisch vertieft. Im Zentrum stehen dabei quantitative Verfahren wie Distanzanalysen, Clusterbildungen und dimensionsreduzierende Methoden, die eine genauere Untersuchung der im Vektorraum entstehenden Strukturen ermöglichen. Ziel ist es, die in der funktionalen Validierung identifizierten Muster statistisch zu präzisieren und ihre Kohärenz auf unterschiedlichen Abstraktionsebenen zu überprüfen.</w:t>
+      </w:r>
+    </w:p>
+    <w:p>
+      <w:r>
+        <w:t>Darauf aufbauend eröffnet Kapitel 6 die Perspektive einer praktischen Nutzung der FRZK-Daten. Die hier validierten Vektoren bilden die Grundlage für Data-Mining-Verfahren, Mustererkennung und strukturbezogene Auswertungen im schulischen Kontext. Insbesondere im Bereich der didaktischen Diagnostik und der lernprozessbezogenen Analyse können die gewonnenen Strukturen produktiv genutzt werden.</w:t>
+      </w:r>
+    </w:p>
+    <w:p>
+      <w:r>
+        <w:t>Die in diesem Kapitel nachgewiesene funktionale Validität stellt somit die notwendige methodische Grundlage für die anschließenden empirischen Anwendungen dar. Sie markiert den Übergang von der modellinternen Konsistenzprüfung hin zur extern anschlussfähigen Nutzung der erzeugten Datenstrukturen.</w:t>
       </w:r>
     </w:p>
     <w:p/>
